--- a/downloads/Den Guide - Webelos.docx
+++ b/downloads/Den Guide - Webelos.docx
@@ -235,7 +235,11 @@
     </w:p>
     <w:p>
       <w:pPr>
-        <w:pStyle w:val="ListNumber"/>
+        <w:spacing w:after="20"/>
+        <w:numPr>
+          <w:ilvl w:val="0"/>
+          <w:numId w:val="10"/>
+        </w:numPr>
       </w:pPr>
       <w:r>
         <w:t>Before (10 min): Den Chief + adult leader set up. Lay out materials. Write tonight's plan on a board or paper so everyone can see it.</w:t>
@@ -243,7 +247,11 @@
     </w:p>
     <w:p>
       <w:pPr>
-        <w:pStyle w:val="ListNumber"/>
+        <w:spacing w:after="20"/>
+        <w:numPr>
+          <w:ilvl w:val="0"/>
+          <w:numId w:val="10"/>
+        </w:numPr>
       </w:pPr>
       <w:r>
         <w:t>Gathering (10 min): As Scouts arrive they jump straight into the gathering game so no one is standing around. The host adult/Den Chief runs it while the leader takes attendance and collects any dues.</w:t>
@@ -251,7 +259,11 @@
     </w:p>
     <w:p>
       <w:pPr>
-        <w:pStyle w:val="ListNumber"/>
+        <w:spacing w:after="20"/>
+        <w:numPr>
+          <w:ilvl w:val="0"/>
+          <w:numId w:val="10"/>
+        </w:numPr>
       </w:pPr>
       <w:r>
         <w:t>Opening (5 min): Everyone stands. Do the flag/opening ceremony: Pledge of Allegiance, Scout Oath, and Scout Law. Keep it crisp.</w:t>
@@ -259,7 +271,11 @@
     </w:p>
     <w:p>
       <w:pPr>
-        <w:pStyle w:val="ListNumber"/>
+        <w:spacing w:after="20"/>
+        <w:numPr>
+          <w:ilvl w:val="0"/>
+          <w:numId w:val="10"/>
+        </w:numPr>
       </w:pPr>
       <w:r>
         <w:t>Activities (25-30 min): The main event - the adventure activities for tonight. This is where the requirements get done.</w:t>
@@ -267,7 +283,11 @@
     </w:p>
     <w:p>
       <w:pPr>
-        <w:pStyle w:val="ListNumber"/>
+        <w:spacing w:after="20"/>
+        <w:numPr>
+          <w:ilvl w:val="0"/>
+          <w:numId w:val="10"/>
+        </w:numPr>
       </w:pPr>
       <w:r>
         <w:t>Closing (5 min): Leader gives reminders (next meeting date, what to bring). Den Chief leads a short closing thought and the Living Circle.</w:t>
@@ -275,7 +295,11 @@
     </w:p>
     <w:p>
       <w:pPr>
-        <w:pStyle w:val="ListNumber"/>
+        <w:spacing w:after="20"/>
+        <w:numPr>
+          <w:ilvl w:val="0"/>
+          <w:numId w:val="10"/>
+        </w:numPr>
       </w:pPr>
       <w:r>
         <w:t>After (5 min): Scouts help put the room back in order. Leader + Den Chief quickly preview next week.</w:t>
@@ -554,7 +578,11 @@
     </w:p>
     <w:p>
       <w:pPr>
-        <w:pStyle w:val="ListNumber"/>
+        <w:spacing w:after="20"/>
+        <w:numPr>
+          <w:ilvl w:val="0"/>
+          <w:numId w:val="11"/>
+        </w:numPr>
       </w:pPr>
       <w:r>
         <w:t>As Scouts arrive, each writes two true things about themselves and one Scouting goal on an index card.</w:t>
@@ -562,7 +590,11 @@
     </w:p>
     <w:p>
       <w:pPr>
-        <w:pStyle w:val="ListNumber"/>
+        <w:spacing w:after="20"/>
+        <w:numPr>
+          <w:ilvl w:val="0"/>
+          <w:numId w:val="11"/>
+        </w:numPr>
       </w:pPr>
       <w:r>
         <w:t>Read cards aloud and let the den guess who wrote each one.</w:t>
@@ -581,7 +613,11 @@
     </w:p>
     <w:p>
       <w:pPr>
-        <w:pStyle w:val="ListNumber"/>
+        <w:spacing w:after="20"/>
+        <w:numPr>
+          <w:ilvl w:val="0"/>
+          <w:numId w:val="12"/>
+        </w:numPr>
       </w:pPr>
       <w:r>
         <w:t>Form up in a horseshoe or circle. Ask a Scout to lead the Pledge of Allegiance to the flag.</w:t>
@@ -589,7 +625,11 @@
     </w:p>
     <w:p>
       <w:pPr>
-        <w:pStyle w:val="ListNumber"/>
+        <w:spacing w:after="20"/>
+        <w:numPr>
+          <w:ilvl w:val="0"/>
+          <w:numId w:val="12"/>
+        </w:numPr>
       </w:pPr>
       <w:r>
         <w:t>Everyone gives the Cub Scout sign and recites the Scout Oath together.</w:t>
@@ -597,7 +637,11 @@
     </w:p>
     <w:p>
       <w:pPr>
-        <w:pStyle w:val="ListNumber"/>
+        <w:spacing w:after="20"/>
+        <w:numPr>
+          <w:ilvl w:val="0"/>
+          <w:numId w:val="12"/>
+        </w:numPr>
       </w:pPr>
       <w:r>
         <w:t>Recite the Scout Law together. Younger dens may say it line-by-line after the Den Chief.</w:t>
@@ -616,7 +660,11 @@
     </w:p>
     <w:p>
       <w:pPr>
-        <w:pStyle w:val="ListNumber"/>
+        <w:spacing w:after="20"/>
+        <w:numPr>
+          <w:ilvl w:val="0"/>
+          <w:numId w:val="13"/>
+        </w:numPr>
       </w:pPr>
       <w:r>
         <w:t>Recite the Scout Oath together, then split it into duty to God/country, helping others, and keeping yourself strong/awake/straight.</w:t>
@@ -624,7 +672,11 @@
     </w:p>
     <w:p>
       <w:pPr>
-        <w:pStyle w:val="ListNumber"/>
+        <w:spacing w:after="20"/>
+        <w:numPr>
+          <w:ilvl w:val="0"/>
+          <w:numId w:val="13"/>
+        </w:numPr>
       </w:pPr>
       <w:r>
         <w:t>Small teams make a 30-second skit showing one point of the Oath.</w:t>
@@ -632,7 +684,11 @@
     </w:p>
     <w:p>
       <w:pPr>
-        <w:pStyle w:val="ListNumber"/>
+        <w:spacing w:after="20"/>
+        <w:numPr>
+          <w:ilvl w:val="0"/>
+          <w:numId w:val="13"/>
+        </w:numPr>
       </w:pPr>
       <w:r>
         <w:t>After each skit, the den names the point and one real-life example.</w:t>
@@ -663,7 +719,11 @@
     </w:p>
     <w:p>
       <w:pPr>
-        <w:pStyle w:val="ListNumber"/>
+        <w:spacing w:after="20"/>
+        <w:numPr>
+          <w:ilvl w:val="0"/>
+          <w:numId w:val="14"/>
+        </w:numPr>
       </w:pPr>
       <w:r>
         <w:t>Give teams short scenarios: found money, left-out classmate, messy campsite, or hard truth.</w:t>
@@ -671,7 +731,11 @@
     </w:p>
     <w:p>
       <w:pPr>
-        <w:pStyle w:val="ListNumber"/>
+        <w:spacing w:after="20"/>
+        <w:numPr>
+          <w:ilvl w:val="0"/>
+          <w:numId w:val="14"/>
+        </w:numPr>
       </w:pPr>
       <w:r>
         <w:t>Teams choose which Scout Law points apply and explain their choice.</w:t>
@@ -679,7 +743,11 @@
     </w:p>
     <w:p>
       <w:pPr>
-        <w:pStyle w:val="ListNumber"/>
+        <w:spacing w:after="20"/>
+        <w:numPr>
+          <w:ilvl w:val="0"/>
+          <w:numId w:val="14"/>
+        </w:numPr>
       </w:pPr>
       <w:r>
         <w:t>Close by having each Scout pick one Law point to practice this week.</w:t>
@@ -710,7 +778,11 @@
     </w:p>
     <w:p>
       <w:pPr>
-        <w:pStyle w:val="ListNumber"/>
+        <w:spacing w:after="20"/>
+        <w:numPr>
+          <w:ilvl w:val="0"/>
+          <w:numId w:val="15"/>
+        </w:numPr>
       </w:pPr>
       <w:r>
         <w:t>Form a circle. Everyone puts their left hand toward the center, little fingers linked to the next Scout.</w:t>
@@ -718,7 +790,11 @@
     </w:p>
     <w:p>
       <w:pPr>
-        <w:pStyle w:val="ListNumber"/>
+        <w:spacing w:after="20"/>
+        <w:numPr>
+          <w:ilvl w:val="0"/>
+          <w:numId w:val="15"/>
+        </w:numPr>
       </w:pPr>
       <w:r>
         <w:t>Den Chief shares a 1-sentence thought tied to tonight (e.g., 'Tonight we practiced being Helpful.').</w:t>
@@ -726,7 +802,11 @@
     </w:p>
     <w:p>
       <w:pPr>
-        <w:pStyle w:val="ListNumber"/>
+        <w:spacing w:after="20"/>
+        <w:numPr>
+          <w:ilvl w:val="0"/>
+          <w:numId w:val="15"/>
+        </w:numPr>
       </w:pPr>
       <w:r>
         <w:t>On the Den Chief's signal, everyone raises the circle and gives a quiet 'Do Your Best!' Dismiss.</w:t>
@@ -864,7 +944,11 @@
     </w:p>
     <w:p>
       <w:pPr>
-        <w:pStyle w:val="ListNumber"/>
+        <w:spacing w:after="20"/>
+        <w:numPr>
+          <w:ilvl w:val="0"/>
+          <w:numId w:val="16"/>
+        </w:numPr>
       </w:pPr>
       <w:r>
         <w:t>Without talking, Scouts line up by birthday month, height, or distance from the meeting place.</w:t>
@@ -872,7 +956,11 @@
     </w:p>
     <w:p>
       <w:pPr>
-        <w:pStyle w:val="ListNumber"/>
+        <w:spacing w:after="20"/>
+        <w:numPr>
+          <w:ilvl w:val="0"/>
+          <w:numId w:val="16"/>
+        </w:numPr>
       </w:pPr>
       <w:r>
         <w:t>Debrief what teamwork looked like when no one could dominate the conversation.</w:t>
@@ -891,7 +979,11 @@
     </w:p>
     <w:p>
       <w:pPr>
-        <w:pStyle w:val="ListNumber"/>
+        <w:spacing w:after="20"/>
+        <w:numPr>
+          <w:ilvl w:val="0"/>
+          <w:numId w:val="17"/>
+        </w:numPr>
       </w:pPr>
       <w:r>
         <w:t>Form up in a horseshoe or circle. Ask a Scout to lead the Pledge of Allegiance to the flag.</w:t>
@@ -899,7 +991,11 @@
     </w:p>
     <w:p>
       <w:pPr>
-        <w:pStyle w:val="ListNumber"/>
+        <w:spacing w:after="20"/>
+        <w:numPr>
+          <w:ilvl w:val="0"/>
+          <w:numId w:val="17"/>
+        </w:numPr>
       </w:pPr>
       <w:r>
         <w:t>Everyone gives the Cub Scout sign and recites the Scout Oath together.</w:t>
@@ -907,7 +1003,11 @@
     </w:p>
     <w:p>
       <w:pPr>
-        <w:pStyle w:val="ListNumber"/>
+        <w:spacing w:after="20"/>
+        <w:numPr>
+          <w:ilvl w:val="0"/>
+          <w:numId w:val="17"/>
+        </w:numPr>
       </w:pPr>
       <w:r>
         <w:t>Recite the Scout Law together. Younger dens may say it line-by-line after the Den Chief.</w:t>
@@ -926,7 +1026,11 @@
     </w:p>
     <w:p>
       <w:pPr>
-        <w:pStyle w:val="ListNumber"/>
+        <w:spacing w:after="20"/>
+        <w:numPr>
+          <w:ilvl w:val="0"/>
+          <w:numId w:val="18"/>
+        </w:numPr>
       </w:pPr>
       <w:r>
         <w:t>Brainstorm what helps a den run well: safety, respect, listening, cleanup, and trying hard.</w:t>
@@ -934,7 +1038,11 @@
     </w:p>
     <w:p>
       <w:pPr>
-        <w:pStyle w:val="ListNumber"/>
+        <w:spacing w:after="20"/>
+        <w:numPr>
+          <w:ilvl w:val="0"/>
+          <w:numId w:val="18"/>
+        </w:numPr>
       </w:pPr>
       <w:r>
         <w:t>Vote on 5-7 clear rules and write them in the Scouts' own words.</w:t>
@@ -942,7 +1050,11 @@
     </w:p>
     <w:p>
       <w:pPr>
-        <w:pStyle w:val="ListNumber"/>
+        <w:spacing w:after="20"/>
+        <w:numPr>
+          <w:ilvl w:val="0"/>
+          <w:numId w:val="18"/>
+        </w:numPr>
       </w:pPr>
       <w:r>
         <w:t>Everyone signs the code; post it at future meetings.</w:t>
@@ -973,7 +1085,11 @@
     </w:p>
     <w:p>
       <w:pPr>
-        <w:pStyle w:val="ListNumber"/>
+        <w:spacing w:after="20"/>
+        <w:numPr>
+          <w:ilvl w:val="0"/>
+          <w:numId w:val="19"/>
+        </w:numPr>
       </w:pPr>
       <w:r>
         <w:t>Explain denner jobs: help set up, lead line-up, check attendance, collect ideas, and help clean up.</w:t>
@@ -981,7 +1097,11 @@
     </w:p>
     <w:p>
       <w:pPr>
-        <w:pStyle w:val="ListNumber"/>
+        <w:spacing w:after="20"/>
+        <w:numPr>
+          <w:ilvl w:val="0"/>
+          <w:numId w:val="19"/>
+        </w:numPr>
       </w:pPr>
       <w:r>
         <w:t>Practice a 2-minute denner huddle where the denner gives one instruction and checks that everyone heard it.</w:t>
@@ -989,7 +1109,11 @@
     </w:p>
     <w:p>
       <w:pPr>
-        <w:pStyle w:val="ListNumber"/>
+        <w:spacing w:after="20"/>
+        <w:numPr>
+          <w:ilvl w:val="0"/>
+          <w:numId w:val="19"/>
+        </w:numPr>
       </w:pPr>
       <w:r>
         <w:t>Teach and practice the Cub Scout sign, salute, and handshake, including when each is used.</w:t>
@@ -1020,7 +1144,11 @@
     </w:p>
     <w:p>
       <w:pPr>
-        <w:pStyle w:val="ListNumber"/>
+        <w:spacing w:after="20"/>
+        <w:numPr>
+          <w:ilvl w:val="0"/>
+          <w:numId w:val="20"/>
+        </w:numPr>
       </w:pPr>
       <w:r>
         <w:t>Form a circle. Everyone puts their left hand toward the center, little fingers linked to the next Scout.</w:t>
@@ -1028,7 +1156,11 @@
     </w:p>
     <w:p>
       <w:pPr>
-        <w:pStyle w:val="ListNumber"/>
+        <w:spacing w:after="20"/>
+        <w:numPr>
+          <w:ilvl w:val="0"/>
+          <w:numId w:val="20"/>
+        </w:numPr>
       </w:pPr>
       <w:r>
         <w:t>Den Chief shares a 1-sentence thought tied to tonight (e.g., 'Tonight we practiced being Helpful.').</w:t>
@@ -1036,7 +1168,11 @@
     </w:p>
     <w:p>
       <w:pPr>
-        <w:pStyle w:val="ListNumber"/>
+        <w:spacing w:after="20"/>
+        <w:numPr>
+          <w:ilvl w:val="0"/>
+          <w:numId w:val="20"/>
+        </w:numPr>
       </w:pPr>
       <w:r>
         <w:t>On the Den Chief's signal, everyone raises the circle and gives a quiet 'Do Your Best!' Dismiss.</w:t>
@@ -1309,7 +1445,11 @@
     </w:p>
     <w:p>
       <w:pPr>
-        <w:pStyle w:val="ListNumber"/>
+        <w:spacing w:after="20"/>
+        <w:numPr>
+          <w:ilvl w:val="0"/>
+          <w:numId w:val="21"/>
+        </w:numPr>
       </w:pPr>
       <w:r>
         <w:t>Set out real and silly gear items as Scouts arrive.</w:t>
@@ -1317,7 +1457,11 @@
     </w:p>
     <w:p>
       <w:pPr>
-        <w:pStyle w:val="ListNumber"/>
+        <w:spacing w:after="20"/>
+        <w:numPr>
+          <w:ilvl w:val="0"/>
+          <w:numId w:val="21"/>
+        </w:numPr>
       </w:pPr>
       <w:r>
         <w:t>Teams pack only the Cub Scout Six Essentials plus weather-appropriate clothing.</w:t>
@@ -1336,7 +1480,11 @@
     </w:p>
     <w:p>
       <w:pPr>
-        <w:pStyle w:val="ListNumber"/>
+        <w:spacing w:after="20"/>
+        <w:numPr>
+          <w:ilvl w:val="0"/>
+          <w:numId w:val="22"/>
+        </w:numPr>
       </w:pPr>
       <w:r>
         <w:t>Form up in a horseshoe or circle. Ask a Scout to lead the Pledge of Allegiance to the flag.</w:t>
@@ -1344,7 +1492,11 @@
     </w:p>
     <w:p>
       <w:pPr>
-        <w:pStyle w:val="ListNumber"/>
+        <w:spacing w:after="20"/>
+        <w:numPr>
+          <w:ilvl w:val="0"/>
+          <w:numId w:val="22"/>
+        </w:numPr>
       </w:pPr>
       <w:r>
         <w:t>Everyone gives the Cub Scout sign and recites the Scout Oath together.</w:t>
@@ -1352,7 +1504,11 @@
     </w:p>
     <w:p>
       <w:pPr>
-        <w:pStyle w:val="ListNumber"/>
+        <w:spacing w:after="20"/>
+        <w:numPr>
+          <w:ilvl w:val="0"/>
+          <w:numId w:val="22"/>
+        </w:numPr>
       </w:pPr>
       <w:r>
         <w:t>Recite the Scout Law together. Younger dens may say it line-by-line after the Den Chief.</w:t>
@@ -1371,7 +1527,11 @@
     </w:p>
     <w:p>
       <w:pPr>
-        <w:pStyle w:val="ListNumber"/>
+        <w:spacing w:after="20"/>
+        <w:numPr>
+          <w:ilvl w:val="0"/>
+          <w:numId w:val="23"/>
+        </w:numPr>
       </w:pPr>
       <w:r>
         <w:t>Show a local map and have Scouts trace a safe 2-mile loop with road crossings and bailout points.</w:t>
@@ -1379,7 +1539,11 @@
     </w:p>
     <w:p>
       <w:pPr>
-        <w:pStyle w:val="ListNumber"/>
+        <w:spacing w:after="20"/>
+        <w:numPr>
+          <w:ilvl w:val="0"/>
+          <w:numId w:val="23"/>
+        </w:numPr>
       </w:pPr>
       <w:r>
         <w:t>Check the current forecast and decide shoes, layers, water, and sun/rain gear.</w:t>
@@ -1387,7 +1551,11 @@
     </w:p>
     <w:p>
       <w:pPr>
-        <w:pStyle w:val="ListNumber"/>
+        <w:spacing w:after="20"/>
+        <w:numPr>
+          <w:ilvl w:val="0"/>
+          <w:numId w:val="23"/>
+        </w:numPr>
       </w:pPr>
       <w:r>
         <w:t>Review SAFE: Supervision, Assessment, Fitness/Skill, Equipment/Environment, and name one action for each.</w:t>
@@ -1418,7 +1586,11 @@
     </w:p>
     <w:p>
       <w:pPr>
-        <w:pStyle w:val="ListNumber"/>
+        <w:spacing w:after="20"/>
+        <w:numPr>
+          <w:ilvl w:val="0"/>
+          <w:numId w:val="24"/>
+        </w:numPr>
       </w:pPr>
       <w:r>
         <w:t>Rotate teams through blister, sprained ankle, sunburn, and dehydration/heat illness stations.</w:t>
@@ -1426,7 +1598,11 @@
     </w:p>
     <w:p>
       <w:pPr>
-        <w:pStyle w:val="ListNumber"/>
+        <w:spacing w:after="20"/>
+        <w:numPr>
+          <w:ilvl w:val="0"/>
+          <w:numId w:val="24"/>
+        </w:numPr>
       </w:pPr>
       <w:r>
         <w:t>At each station, a Scout demonstrates what to do and what not to do.</w:t>
@@ -1434,7 +1610,11 @@
     </w:p>
     <w:p>
       <w:pPr>
-        <w:pStyle w:val="ListNumber"/>
+        <w:spacing w:after="20"/>
+        <w:numPr>
+          <w:ilvl w:val="0"/>
+          <w:numId w:val="24"/>
+        </w:numPr>
       </w:pPr>
       <w:r>
         <w:t>Den Chief checks for calm steps: stop, tell an adult, treat, and monitor.</w:t>
@@ -1465,7 +1645,11 @@
     </w:p>
     <w:p>
       <w:pPr>
-        <w:pStyle w:val="ListNumber"/>
+        <w:spacing w:after="20"/>
+        <w:numPr>
+          <w:ilvl w:val="0"/>
+          <w:numId w:val="25"/>
+        </w:numPr>
       </w:pPr>
       <w:r>
         <w:t>Form a circle. Everyone puts their left hand toward the center, little fingers linked to the next Scout.</w:t>
@@ -1473,7 +1657,11 @@
     </w:p>
     <w:p>
       <w:pPr>
-        <w:pStyle w:val="ListNumber"/>
+        <w:spacing w:after="20"/>
+        <w:numPr>
+          <w:ilvl w:val="0"/>
+          <w:numId w:val="25"/>
+        </w:numPr>
       </w:pPr>
       <w:r>
         <w:t>Den Chief shares a 1-sentence thought tied to tonight (e.g., 'Tonight we practiced being Helpful.').</w:t>
@@ -1481,7 +1669,11 @@
     </w:p>
     <w:p>
       <w:pPr>
-        <w:pStyle w:val="ListNumber"/>
+        <w:spacing w:after="20"/>
+        <w:numPr>
+          <w:ilvl w:val="0"/>
+          <w:numId w:val="25"/>
+        </w:numPr>
       </w:pPr>
       <w:r>
         <w:t>On the Den Chief's signal, everyone raises the circle and gives a quiet 'Do Your Best!' Dismiss.</w:t>
@@ -1603,7 +1795,11 @@
     </w:p>
     <w:p>
       <w:pPr>
-        <w:pStyle w:val="ListNumber"/>
+        <w:spacing w:after="20"/>
+        <w:numPr>
+          <w:ilvl w:val="0"/>
+          <w:numId w:val="26"/>
+        </w:numPr>
       </w:pPr>
       <w:r>
         <w:t>Assign buddies and have each pair check water, whistle, first-aid kit, and clothing.</w:t>
@@ -1611,7 +1807,11 @@
     </w:p>
     <w:p>
       <w:pPr>
-        <w:pStyle w:val="ListNumber"/>
+        <w:spacing w:after="20"/>
+        <w:numPr>
+          <w:ilvl w:val="0"/>
+          <w:numId w:val="26"/>
+        </w:numPr>
       </w:pPr>
       <w:r>
         <w:t>Review the route, turnaround point, and what to do if separated.</w:t>
@@ -1630,7 +1830,11 @@
     </w:p>
     <w:p>
       <w:pPr>
-        <w:pStyle w:val="ListNumber"/>
+        <w:spacing w:after="20"/>
+        <w:numPr>
+          <w:ilvl w:val="0"/>
+          <w:numId w:val="27"/>
+        </w:numPr>
       </w:pPr>
       <w:r>
         <w:t>Form up in a horseshoe or circle. Ask a Scout to lead the Pledge of Allegiance to the flag.</w:t>
@@ -1638,7 +1842,11 @@
     </w:p>
     <w:p>
       <w:pPr>
-        <w:pStyle w:val="ListNumber"/>
+        <w:spacing w:after="20"/>
+        <w:numPr>
+          <w:ilvl w:val="0"/>
+          <w:numId w:val="27"/>
+        </w:numPr>
       </w:pPr>
       <w:r>
         <w:t>Everyone gives the Cub Scout sign and recites the Scout Oath together.</w:t>
@@ -1646,7 +1854,11 @@
     </w:p>
     <w:p>
       <w:pPr>
-        <w:pStyle w:val="ListNumber"/>
+        <w:spacing w:after="20"/>
+        <w:numPr>
+          <w:ilvl w:val="0"/>
+          <w:numId w:val="27"/>
+        </w:numPr>
       </w:pPr>
       <w:r>
         <w:t>Recite the Scout Law together. Younger dens may say it line-by-line after the Den Chief.</w:t>
@@ -1665,7 +1877,11 @@
     </w:p>
     <w:p>
       <w:pPr>
-        <w:pStyle w:val="ListNumber"/>
+        <w:spacing w:after="20"/>
+        <w:numPr>
+          <w:ilvl w:val="0"/>
+          <w:numId w:val="28"/>
+        </w:numPr>
       </w:pPr>
       <w:r>
         <w:t>Walk the planned route with two-deep leadership, buddy checks, and a steady pace.</w:t>
@@ -1673,7 +1889,11 @@
     </w:p>
     <w:p>
       <w:pPr>
-        <w:pStyle w:val="ListNumber"/>
+        <w:spacing w:after="20"/>
+        <w:numPr>
+          <w:ilvl w:val="0"/>
+          <w:numId w:val="28"/>
+        </w:numPr>
       </w:pPr>
       <w:r>
         <w:t>Pause once to notice Leave No Trace choices: stay on path, pack out trash, respect wildlife.</w:t>
@@ -1681,7 +1901,11 @@
     </w:p>
     <w:p>
       <w:pPr>
-        <w:pStyle w:val="ListNumber"/>
+        <w:spacing w:after="20"/>
+        <w:numPr>
+          <w:ilvl w:val="0"/>
+          <w:numId w:val="28"/>
+        </w:numPr>
       </w:pPr>
       <w:r>
         <w:t>At the finish, stretch, drink water, and account for every Scout.</w:t>
@@ -1712,7 +1936,11 @@
     </w:p>
     <w:p>
       <w:pPr>
-        <w:pStyle w:val="ListNumber"/>
+        <w:spacing w:after="20"/>
+        <w:numPr>
+          <w:ilvl w:val="0"/>
+          <w:numId w:val="29"/>
+        </w:numPr>
       </w:pPr>
       <w:r>
         <w:t>Ask each Scout to name one thing that went well on the walk.</w:t>
@@ -1720,7 +1948,11 @@
     </w:p>
     <w:p>
       <w:pPr>
-        <w:pStyle w:val="ListNumber"/>
+        <w:spacing w:after="20"/>
+        <w:numPr>
+          <w:ilvl w:val="0"/>
+          <w:numId w:val="29"/>
+        </w:numPr>
       </w:pPr>
       <w:r>
         <w:t>Ask what they would change next time about gear, pace, route, or weather planning.</w:t>
@@ -1728,7 +1960,11 @@
     </w:p>
     <w:p>
       <w:pPr>
-        <w:pStyle w:val="ListNumber"/>
+        <w:spacing w:after="20"/>
+        <w:numPr>
+          <w:ilvl w:val="0"/>
+          <w:numId w:val="29"/>
+        </w:numPr>
       </w:pPr>
       <w:r>
         <w:t>Record two improvements for the next outdoor activity.</w:t>
@@ -1759,7 +1995,11 @@
     </w:p>
     <w:p>
       <w:pPr>
-        <w:pStyle w:val="ListNumber"/>
+        <w:spacing w:after="20"/>
+        <w:numPr>
+          <w:ilvl w:val="0"/>
+          <w:numId w:val="30"/>
+        </w:numPr>
       </w:pPr>
       <w:r>
         <w:t>Form a circle. Everyone puts their left hand toward the center, little fingers linked to the next Scout.</w:t>
@@ -1767,7 +2007,11 @@
     </w:p>
     <w:p>
       <w:pPr>
-        <w:pStyle w:val="ListNumber"/>
+        <w:spacing w:after="20"/>
+        <w:numPr>
+          <w:ilvl w:val="0"/>
+          <w:numId w:val="30"/>
+        </w:numPr>
       </w:pPr>
       <w:r>
         <w:t>Den Chief shares a 1-sentence thought tied to tonight (e.g., 'Tonight we practiced being Helpful.').</w:t>
@@ -1775,7 +2019,11 @@
     </w:p>
     <w:p>
       <w:pPr>
-        <w:pStyle w:val="ListNumber"/>
+        <w:spacing w:after="20"/>
+        <w:numPr>
+          <w:ilvl w:val="0"/>
+          <w:numId w:val="30"/>
+        </w:numPr>
       </w:pPr>
       <w:r>
         <w:t>On the Den Chief's signal, everyone raises the circle and gives a quiet 'Do Your Best!' Dismiss.</w:t>
@@ -2000,7 +2248,11 @@
     </w:p>
     <w:p>
       <w:pPr>
-        <w:pStyle w:val="ListNumber"/>
+        <w:spacing w:after="20"/>
+        <w:numPr>
+          <w:ilvl w:val="0"/>
+          <w:numId w:val="31"/>
+        </w:numPr>
       </w:pPr>
       <w:r>
         <w:t>Teams sort food cards into fruits, vegetables, grains, protein, and dairy.</w:t>
@@ -2008,7 +2260,11 @@
     </w:p>
     <w:p>
       <w:pPr>
-        <w:pStyle w:val="ListNumber"/>
+        <w:spacing w:after="20"/>
+        <w:numPr>
+          <w:ilvl w:val="0"/>
+          <w:numId w:val="31"/>
+        </w:numPr>
       </w:pPr>
       <w:r>
         <w:t>Add one card from each group to build a balanced plate.</w:t>
@@ -2027,7 +2283,11 @@
     </w:p>
     <w:p>
       <w:pPr>
-        <w:pStyle w:val="ListNumber"/>
+        <w:spacing w:after="20"/>
+        <w:numPr>
+          <w:ilvl w:val="0"/>
+          <w:numId w:val="32"/>
+        </w:numPr>
       </w:pPr>
       <w:r>
         <w:t>Form up in a horseshoe or circle. Ask a Scout to lead the Pledge of Allegiance to the flag.</w:t>
@@ -2035,7 +2295,11 @@
     </w:p>
     <w:p>
       <w:pPr>
-        <w:pStyle w:val="ListNumber"/>
+        <w:spacing w:after="20"/>
+        <w:numPr>
+          <w:ilvl w:val="0"/>
+          <w:numId w:val="32"/>
+        </w:numPr>
       </w:pPr>
       <w:r>
         <w:t>Everyone gives the Cub Scout sign and recites the Scout Oath together.</w:t>
@@ -2043,7 +2307,11 @@
     </w:p>
     <w:p>
       <w:pPr>
-        <w:pStyle w:val="ListNumber"/>
+        <w:spacing w:after="20"/>
+        <w:numPr>
+          <w:ilvl w:val="0"/>
+          <w:numId w:val="32"/>
+        </w:numPr>
       </w:pPr>
       <w:r>
         <w:t>Recite the Scout Law together. Younger dens may say it line-by-line after the Den Chief.</w:t>
@@ -2062,7 +2330,11 @@
     </w:p>
     <w:p>
       <w:pPr>
-        <w:pStyle w:val="ListNumber"/>
+        <w:spacing w:after="20"/>
+        <w:numPr>
+          <w:ilvl w:val="0"/>
+          <w:numId w:val="33"/>
+        </w:numPr>
       </w:pPr>
       <w:r>
         <w:t>Agree on a no-stove meal like veggie wraps, yogurt parfaits, or trail-mix plus fruit and cheese.</w:t>
@@ -2070,7 +2342,11 @@
     </w:p>
     <w:p>
       <w:pPr>
-        <w:pStyle w:val="ListNumber"/>
+        <w:spacing w:after="20"/>
+        <w:numPr>
+          <w:ilvl w:val="0"/>
+          <w:numId w:val="33"/>
+        </w:numPr>
       </w:pPr>
       <w:r>
         <w:t>Identify which food groups are covered and what portion sizes make sense.</w:t>
@@ -2078,7 +2354,11 @@
     </w:p>
     <w:p>
       <w:pPr>
-        <w:pStyle w:val="ListNumber"/>
+        <w:spacing w:after="20"/>
+        <w:numPr>
+          <w:ilvl w:val="0"/>
+          <w:numId w:val="33"/>
+        </w:numPr>
       </w:pPr>
       <w:r>
         <w:t>Assign prep jobs: wash, chop with adult help, assemble, serve, and clean up.</w:t>
@@ -2109,7 +2389,11 @@
     </w:p>
     <w:p>
       <w:pPr>
-        <w:pStyle w:val="ListNumber"/>
+        <w:spacing w:after="20"/>
+        <w:numPr>
+          <w:ilvl w:val="0"/>
+          <w:numId w:val="34"/>
+        </w:numPr>
       </w:pPr>
       <w:r>
         <w:t>Wash hands, set up clean work areas, and prepare the meal safely.</w:t>
@@ -2117,7 +2401,11 @@
     </w:p>
     <w:p>
       <w:pPr>
-        <w:pStyle w:val="ListNumber"/>
+        <w:spacing w:after="20"/>
+        <w:numPr>
+          <w:ilvl w:val="0"/>
+          <w:numId w:val="34"/>
+        </w:numPr>
       </w:pPr>
       <w:r>
         <w:t>Eat together and have each Scout name one healthy choice they helped make.</w:t>
@@ -2125,7 +2413,11 @@
     </w:p>
     <w:p>
       <w:pPr>
-        <w:pStyle w:val="ListNumber"/>
+        <w:spacing w:after="20"/>
+        <w:numPr>
+          <w:ilvl w:val="0"/>
+          <w:numId w:val="34"/>
+        </w:numPr>
       </w:pPr>
       <w:r>
         <w:t>Clean tables, collect trash, and wash reusable supplies.</w:t>
@@ -2156,7 +2448,11 @@
     </w:p>
     <w:p>
       <w:pPr>
-        <w:pStyle w:val="ListNumber"/>
+        <w:spacing w:after="20"/>
+        <w:numPr>
+          <w:ilvl w:val="0"/>
+          <w:numId w:val="35"/>
+        </w:numPr>
       </w:pPr>
       <w:r>
         <w:t>Form a circle. Everyone puts their left hand toward the center, little fingers linked to the next Scout.</w:t>
@@ -2164,7 +2460,11 @@
     </w:p>
     <w:p>
       <w:pPr>
-        <w:pStyle w:val="ListNumber"/>
+        <w:spacing w:after="20"/>
+        <w:numPr>
+          <w:ilvl w:val="0"/>
+          <w:numId w:val="35"/>
+        </w:numPr>
       </w:pPr>
       <w:r>
         <w:t>Den Chief shares a 1-sentence thought tied to tonight (e.g., 'Tonight we practiced being Helpful.').</w:t>
@@ -2172,7 +2472,11 @@
     </w:p>
     <w:p>
       <w:pPr>
-        <w:pStyle w:val="ListNumber"/>
+        <w:spacing w:after="20"/>
+        <w:numPr>
+          <w:ilvl w:val="0"/>
+          <w:numId w:val="35"/>
+        </w:numPr>
       </w:pPr>
       <w:r>
         <w:t>On the Den Chief's signal, everyone raises the circle and gives a quiet 'Do Your Best!' Dismiss.</w:t>
@@ -2302,7 +2606,11 @@
     </w:p>
     <w:p>
       <w:pPr>
-        <w:pStyle w:val="ListNumber"/>
+        <w:spacing w:after="20"/>
+        <w:numPr>
+          <w:ilvl w:val="0"/>
+          <w:numId w:val="36"/>
+        </w:numPr>
       </w:pPr>
       <w:r>
         <w:t>One Scout leads a safe stretch; then tags the next Scout to lead another.</w:t>
@@ -2310,7 +2618,11 @@
     </w:p>
     <w:p>
       <w:pPr>
-        <w:pStyle w:val="ListNumber"/>
+        <w:spacing w:after="20"/>
+        <w:numPr>
+          <w:ilvl w:val="0"/>
+          <w:numId w:val="36"/>
+        </w:numPr>
       </w:pPr>
       <w:r>
         <w:t>Keep stretches slow and no bouncing.</w:t>
@@ -2329,7 +2641,11 @@
     </w:p>
     <w:p>
       <w:pPr>
-        <w:pStyle w:val="ListNumber"/>
+        <w:spacing w:after="20"/>
+        <w:numPr>
+          <w:ilvl w:val="0"/>
+          <w:numId w:val="37"/>
+        </w:numPr>
       </w:pPr>
       <w:r>
         <w:t>Form up in a horseshoe or circle. Ask a Scout to lead the Pledge of Allegiance to the flag.</w:t>
@@ -2337,7 +2653,11 @@
     </w:p>
     <w:p>
       <w:pPr>
-        <w:pStyle w:val="ListNumber"/>
+        <w:spacing w:after="20"/>
+        <w:numPr>
+          <w:ilvl w:val="0"/>
+          <w:numId w:val="37"/>
+        </w:numPr>
       </w:pPr>
       <w:r>
         <w:t>Everyone gives the Cub Scout sign and recites the Scout Oath together.</w:t>
@@ -2345,7 +2665,11 @@
     </w:p>
     <w:p>
       <w:pPr>
-        <w:pStyle w:val="ListNumber"/>
+        <w:spacing w:after="20"/>
+        <w:numPr>
+          <w:ilvl w:val="0"/>
+          <w:numId w:val="37"/>
+        </w:numPr>
       </w:pPr>
       <w:r>
         <w:t>Recite the Scout Law together. Younger dens may say it line-by-line after the Den Chief.</w:t>
@@ -2364,7 +2688,11 @@
     </w:p>
     <w:p>
       <w:pPr>
-        <w:pStyle w:val="ListNumber"/>
+        <w:spacing w:after="20"/>
+        <w:numPr>
+          <w:ilvl w:val="0"/>
+          <w:numId w:val="38"/>
+        </w:numPr>
       </w:pPr>
       <w:r>
         <w:t>Run a rotation of active games: ultimate disc, relay circuits, or capture the flag.</w:t>
@@ -2372,7 +2700,11 @@
     </w:p>
     <w:p>
       <w:pPr>
-        <w:pStyle w:val="ListNumber"/>
+        <w:spacing w:after="20"/>
+        <w:numPr>
+          <w:ilvl w:val="0"/>
+          <w:numId w:val="38"/>
+        </w:numPr>
       </w:pPr>
       <w:r>
         <w:t>Keep everyone moving for 30 minutes with water breaks as needed.</w:t>
@@ -2380,7 +2712,11 @@
     </w:p>
     <w:p>
       <w:pPr>
-        <w:pStyle w:val="ListNumber"/>
+        <w:spacing w:after="20"/>
+        <w:numPr>
+          <w:ilvl w:val="0"/>
+          <w:numId w:val="38"/>
+        </w:numPr>
       </w:pPr>
       <w:r>
         <w:t>Use buddy encouragement, not elimination.</w:t>
@@ -2411,7 +2747,11 @@
     </w:p>
     <w:p>
       <w:pPr>
-        <w:pStyle w:val="ListNumber"/>
+        <w:spacing w:after="20"/>
+        <w:numPr>
+          <w:ilvl w:val="0"/>
+          <w:numId w:val="39"/>
+        </w:numPr>
       </w:pPr>
       <w:r>
         <w:t>Set a 15-minute circuit: jumping jacks, squats, planks, wall sits, and flexibility reaches.</w:t>
@@ -2419,7 +2759,11 @@
     </w:p>
     <w:p>
       <w:pPr>
-        <w:pStyle w:val="ListNumber"/>
+        <w:spacing w:after="20"/>
+        <w:numPr>
+          <w:ilvl w:val="0"/>
+          <w:numId w:val="39"/>
+        </w:numPr>
       </w:pPr>
       <w:r>
         <w:t>Scouts track effort, not scores, and modify exercises safely.</w:t>
@@ -2427,7 +2771,11 @@
     </w:p>
     <w:p>
       <w:pPr>
-        <w:pStyle w:val="ListNumber"/>
+        <w:spacing w:after="20"/>
+        <w:numPr>
+          <w:ilvl w:val="0"/>
+          <w:numId w:val="39"/>
+        </w:numPr>
       </w:pPr>
       <w:r>
         <w:t>Finish with slow breathing and 10 minutes of quiet stretching or guided relaxation.</w:t>
@@ -2458,7 +2806,11 @@
     </w:p>
     <w:p>
       <w:pPr>
-        <w:pStyle w:val="ListNumber"/>
+        <w:spacing w:after="20"/>
+        <w:numPr>
+          <w:ilvl w:val="0"/>
+          <w:numId w:val="40"/>
+        </w:numPr>
       </w:pPr>
       <w:r>
         <w:t>Form a circle. Everyone puts their left hand toward the center, little fingers linked to the next Scout.</w:t>
@@ -2466,7 +2818,11 @@
     </w:p>
     <w:p>
       <w:pPr>
-        <w:pStyle w:val="ListNumber"/>
+        <w:spacing w:after="20"/>
+        <w:numPr>
+          <w:ilvl w:val="0"/>
+          <w:numId w:val="40"/>
+        </w:numPr>
       </w:pPr>
       <w:r>
         <w:t>Den Chief shares a 1-sentence thought tied to tonight (e.g., 'Tonight we practiced being Helpful.').</w:t>
@@ -2474,7 +2830,11 @@
     </w:p>
     <w:p>
       <w:pPr>
-        <w:pStyle w:val="ListNumber"/>
+        <w:spacing w:after="20"/>
+        <w:numPr>
+          <w:ilvl w:val="0"/>
+          <w:numId w:val="40"/>
+        </w:numPr>
       </w:pPr>
       <w:r>
         <w:t>On the Den Chief's signal, everyone raises the circle and gives a quiet 'Do Your Best!' Dismiss.</w:t>
@@ -2731,7 +3091,11 @@
     </w:p>
     <w:p>
       <w:pPr>
-        <w:pStyle w:val="ListNumber"/>
+        <w:spacing w:after="20"/>
+        <w:numPr>
+          <w:ilvl w:val="0"/>
+          <w:numId w:val="41"/>
+        </w:numPr>
       </w:pPr>
       <w:r>
         <w:t>Read quick scenarios: new student, tired parent, lonely neighbor, messy meeting room.</w:t>
@@ -2739,7 +3103,11 @@
     </w:p>
     <w:p>
       <w:pPr>
-        <w:pStyle w:val="ListNumber"/>
+        <w:spacing w:after="20"/>
+        <w:numPr>
+          <w:ilvl w:val="0"/>
+          <w:numId w:val="41"/>
+        </w:numPr>
       </w:pPr>
       <w:r>
         <w:t>Scouts vote on the most helpful response and explain why.</w:t>
@@ -2758,7 +3126,11 @@
     </w:p>
     <w:p>
       <w:pPr>
-        <w:pStyle w:val="ListNumber"/>
+        <w:spacing w:after="20"/>
+        <w:numPr>
+          <w:ilvl w:val="0"/>
+          <w:numId w:val="42"/>
+        </w:numPr>
       </w:pPr>
       <w:r>
         <w:t>Form up in a horseshoe or circle. Ask a Scout to lead the Pledge of Allegiance to the flag.</w:t>
@@ -2766,7 +3138,11 @@
     </w:p>
     <w:p>
       <w:pPr>
-        <w:pStyle w:val="ListNumber"/>
+        <w:spacing w:after="20"/>
+        <w:numPr>
+          <w:ilvl w:val="0"/>
+          <w:numId w:val="42"/>
+        </w:numPr>
       </w:pPr>
       <w:r>
         <w:t>Everyone gives the Cub Scout sign and recites the Scout Oath together.</w:t>
@@ -2774,7 +3150,11 @@
     </w:p>
     <w:p>
       <w:pPr>
-        <w:pStyle w:val="ListNumber"/>
+        <w:spacing w:after="20"/>
+        <w:numPr>
+          <w:ilvl w:val="0"/>
+          <w:numId w:val="42"/>
+        </w:numPr>
       </w:pPr>
       <w:r>
         <w:t>Recite the Scout Law together. Younger dens may say it line-by-line after the Den Chief.</w:t>
@@ -2793,7 +3173,11 @@
     </w:p>
     <w:p>
       <w:pPr>
-        <w:pStyle w:val="ListNumber"/>
+        <w:spacing w:after="20"/>
+        <w:numPr>
+          <w:ilvl w:val="0"/>
+          <w:numId w:val="43"/>
+        </w:numPr>
       </w:pPr>
       <w:r>
         <w:t>Offer 2-3 doable projects: thank-you cards, snack bags for helpers, or cleanup of the meeting place.</w:t>
@@ -2801,7 +3185,11 @@
     </w:p>
     <w:p>
       <w:pPr>
-        <w:pStyle w:val="ListNumber"/>
+        <w:spacing w:after="20"/>
+        <w:numPr>
+          <w:ilvl w:val="0"/>
+          <w:numId w:val="43"/>
+        </w:numPr>
       </w:pPr>
       <w:r>
         <w:t>Scouts vote, assign roles, and decide who the project helps.</w:t>
@@ -2809,7 +3197,11 @@
     </w:p>
     <w:p>
       <w:pPr>
-        <w:pStyle w:val="ListNumber"/>
+        <w:spacing w:after="20"/>
+        <w:numPr>
+          <w:ilvl w:val="0"/>
+          <w:numId w:val="43"/>
+        </w:numPr>
       </w:pPr>
       <w:r>
         <w:t>Denner keeps the team on task while the Den Chief supports materials.</w:t>
@@ -2840,7 +3232,11 @@
     </w:p>
     <w:p>
       <w:pPr>
-        <w:pStyle w:val="ListNumber"/>
+        <w:spacing w:after="20"/>
+        <w:numPr>
+          <w:ilvl w:val="0"/>
+          <w:numId w:val="44"/>
+        </w:numPr>
       </w:pPr>
       <w:r>
         <w:t>Complete the chosen project during the meeting.</w:t>
@@ -2848,7 +3244,11 @@
     </w:p>
     <w:p>
       <w:pPr>
-        <w:pStyle w:val="ListNumber"/>
+        <w:spacing w:after="20"/>
+        <w:numPr>
+          <w:ilvl w:val="0"/>
+          <w:numId w:val="44"/>
+        </w:numPr>
       </w:pPr>
       <w:r>
         <w:t>Deliver it if possible, or package it for a leader to deliver.</w:t>
@@ -2856,7 +3256,11 @@
     </w:p>
     <w:p>
       <w:pPr>
-        <w:pStyle w:val="ListNumber"/>
+        <w:spacing w:after="20"/>
+        <w:numPr>
+          <w:ilvl w:val="0"/>
+          <w:numId w:val="44"/>
+        </w:numPr>
       </w:pPr>
       <w:r>
         <w:t>Each Scout names how the act connected to Helpful, Kind, or Courteous.</w:t>
@@ -2887,7 +3291,11 @@
     </w:p>
     <w:p>
       <w:pPr>
-        <w:pStyle w:val="ListNumber"/>
+        <w:spacing w:after="20"/>
+        <w:numPr>
+          <w:ilvl w:val="0"/>
+          <w:numId w:val="45"/>
+        </w:numPr>
       </w:pPr>
       <w:r>
         <w:t>Form a circle. Everyone puts their left hand toward the center, little fingers linked to the next Scout.</w:t>
@@ -2895,7 +3303,11 @@
     </w:p>
     <w:p>
       <w:pPr>
-        <w:pStyle w:val="ListNumber"/>
+        <w:spacing w:after="20"/>
+        <w:numPr>
+          <w:ilvl w:val="0"/>
+          <w:numId w:val="45"/>
+        </w:numPr>
       </w:pPr>
       <w:r>
         <w:t>Den Chief shares a 1-sentence thought tied to tonight (e.g., 'Tonight we practiced being Helpful.').</w:t>
@@ -2903,7 +3315,11 @@
     </w:p>
     <w:p>
       <w:pPr>
-        <w:pStyle w:val="ListNumber"/>
+        <w:spacing w:after="20"/>
+        <w:numPr>
+          <w:ilvl w:val="0"/>
+          <w:numId w:val="45"/>
+        </w:numPr>
       </w:pPr>
       <w:r>
         <w:t>On the Den Chief's signal, everyone raises the circle and gives a quiet 'Do Your Best!' Dismiss.</w:t>
@@ -3017,7 +3433,11 @@
     </w:p>
     <w:p>
       <w:pPr>
-        <w:pStyle w:val="ListNumber"/>
+        <w:spacing w:after="20"/>
+        <w:numPr>
+          <w:ilvl w:val="0"/>
+          <w:numId w:val="46"/>
+        </w:numPr>
       </w:pPr>
       <w:r>
         <w:t>Scouts place their celebration craft, art, food photo, or short note on a table.</w:t>
@@ -3025,7 +3445,11 @@
     </w:p>
     <w:p>
       <w:pPr>
-        <w:pStyle w:val="ListNumber"/>
+        <w:spacing w:after="20"/>
+        <w:numPr>
+          <w:ilvl w:val="0"/>
+          <w:numId w:val="46"/>
+        </w:numPr>
       </w:pPr>
       <w:r>
         <w:t>Give each item a simple label: celebration, family tradition, or value shown.</w:t>
@@ -3044,7 +3468,11 @@
     </w:p>
     <w:p>
       <w:pPr>
-        <w:pStyle w:val="ListNumber"/>
+        <w:spacing w:after="20"/>
+        <w:numPr>
+          <w:ilvl w:val="0"/>
+          <w:numId w:val="47"/>
+        </w:numPr>
       </w:pPr>
       <w:r>
         <w:t>Form up in a horseshoe or circle. Ask a Scout to lead the Pledge of Allegiance to the flag.</w:t>
@@ -3052,7 +3480,11 @@
     </w:p>
     <w:p>
       <w:pPr>
-        <w:pStyle w:val="ListNumber"/>
+        <w:spacing w:after="20"/>
+        <w:numPr>
+          <w:ilvl w:val="0"/>
+          <w:numId w:val="47"/>
+        </w:numPr>
       </w:pPr>
       <w:r>
         <w:t>Everyone gives the Cub Scout sign and recites the Scout Oath together.</w:t>
@@ -3060,7 +3492,11 @@
     </w:p>
     <w:p>
       <w:pPr>
-        <w:pStyle w:val="ListNumber"/>
+        <w:spacing w:after="20"/>
+        <w:numPr>
+          <w:ilvl w:val="0"/>
+          <w:numId w:val="47"/>
+        </w:numPr>
       </w:pPr>
       <w:r>
         <w:t>Recite the Scout Law together. Younger dens may say it line-by-line after the Den Chief.</w:t>
@@ -3079,7 +3515,11 @@
     </w:p>
     <w:p>
       <w:pPr>
-        <w:pStyle w:val="ListNumber"/>
+        <w:spacing w:after="20"/>
+        <w:numPr>
+          <w:ilvl w:val="0"/>
+          <w:numId w:val="48"/>
+        </w:numPr>
       </w:pPr>
       <w:r>
         <w:t>Walk the gallery silently first, then let volunteers explain their item or story.</w:t>
@@ -3087,7 +3527,11 @@
     </w:p>
     <w:p>
       <w:pPr>
-        <w:pStyle w:val="ListNumber"/>
+        <w:spacing w:after="20"/>
+        <w:numPr>
+          <w:ilvl w:val="0"/>
+          <w:numId w:val="48"/>
+        </w:numPr>
       </w:pPr>
       <w:r>
         <w:t>Ask: What values do you notice across different families?</w:t>
@@ -3095,7 +3539,11 @@
     </w:p>
     <w:p>
       <w:pPr>
-        <w:pStyle w:val="ListNumber"/>
+        <w:spacing w:after="20"/>
+        <w:numPr>
+          <w:ilvl w:val="0"/>
+          <w:numId w:val="48"/>
+        </w:numPr>
       </w:pPr>
       <w:r>
         <w:t>Close with each Scout naming one way they can practice reverence or respect this week.</w:t>
@@ -3126,7 +3574,11 @@
     </w:p>
     <w:p>
       <w:pPr>
-        <w:pStyle w:val="ListNumber"/>
+        <w:spacing w:after="20"/>
+        <w:numPr>
+          <w:ilvl w:val="0"/>
+          <w:numId w:val="49"/>
+        </w:numPr>
       </w:pPr>
       <w:r>
         <w:t>Privately check which Scouts completed the home conversations with a parent or guardian.</w:t>
@@ -3134,7 +3586,11 @@
     </w:p>
     <w:p>
       <w:pPr>
-        <w:pStyle w:val="ListNumber"/>
+        <w:spacing w:after="20"/>
+        <w:numPr>
+          <w:ilvl w:val="0"/>
+          <w:numId w:val="49"/>
+        </w:numPr>
       </w:pPr>
       <w:r>
         <w:t>Give make-up slips for any missing items without calling anyone out.</w:t>
@@ -3142,7 +3598,11 @@
     </w:p>
     <w:p>
       <w:pPr>
-        <w:pStyle w:val="ListNumber"/>
+        <w:spacing w:after="20"/>
+        <w:numPr>
+          <w:ilvl w:val="0"/>
+          <w:numId w:val="49"/>
+        </w:numPr>
       </w:pPr>
       <w:r>
         <w:t>Celebrate the kindness project from session 1.</w:t>
@@ -3173,7 +3633,11 @@
     </w:p>
     <w:p>
       <w:pPr>
-        <w:pStyle w:val="ListNumber"/>
+        <w:spacing w:after="20"/>
+        <w:numPr>
+          <w:ilvl w:val="0"/>
+          <w:numId w:val="50"/>
+        </w:numPr>
       </w:pPr>
       <w:r>
         <w:t>Form a circle. Everyone puts their left hand toward the center, little fingers linked to the next Scout.</w:t>
@@ -3181,7 +3645,11 @@
     </w:p>
     <w:p>
       <w:pPr>
-        <w:pStyle w:val="ListNumber"/>
+        <w:spacing w:after="20"/>
+        <w:numPr>
+          <w:ilvl w:val="0"/>
+          <w:numId w:val="50"/>
+        </w:numPr>
       </w:pPr>
       <w:r>
         <w:t>Den Chief shares a 1-sentence thought tied to tonight (e.g., 'Tonight we practiced being Helpful.').</w:t>
@@ -3189,7 +3657,11 @@
     </w:p>
     <w:p>
       <w:pPr>
-        <w:pStyle w:val="ListNumber"/>
+        <w:spacing w:after="20"/>
+        <w:numPr>
+          <w:ilvl w:val="0"/>
+          <w:numId w:val="50"/>
+        </w:numPr>
       </w:pPr>
       <w:r>
         <w:t>On the Den Chief's signal, everyone raises the circle and gives a quiet 'Do Your Best!' Dismiss.</w:t>
@@ -3422,7 +3894,11 @@
     </w:p>
     <w:p>
       <w:pPr>
-        <w:pStyle w:val="ListNumber"/>
+        <w:spacing w:after="20"/>
+        <w:numPr>
+          <w:ilvl w:val="0"/>
+          <w:numId w:val="51"/>
+        </w:numPr>
       </w:pPr>
       <w:r>
         <w:t>Post pictures of rooms with obvious hazards: cord across floor, candle, cleaner, blocked exit.</w:t>
@@ -3430,7 +3906,11 @@
     </w:p>
     <w:p>
       <w:pPr>
-        <w:pStyle w:val="ListNumber"/>
+        <w:spacing w:after="20"/>
+        <w:numPr>
+          <w:ilvl w:val="0"/>
+          <w:numId w:val="51"/>
+        </w:numPr>
       </w:pPr>
       <w:r>
         <w:t>Scouts mark hazards with sticky notes as they arrive.</w:t>
@@ -3449,7 +3929,11 @@
     </w:p>
     <w:p>
       <w:pPr>
-        <w:pStyle w:val="ListNumber"/>
+        <w:spacing w:after="20"/>
+        <w:numPr>
+          <w:ilvl w:val="0"/>
+          <w:numId w:val="52"/>
+        </w:numPr>
       </w:pPr>
       <w:r>
         <w:t>Form up in a horseshoe or circle. Ask a Scout to lead the Pledge of Allegiance to the flag.</w:t>
@@ -3457,7 +3941,11 @@
     </w:p>
     <w:p>
       <w:pPr>
-        <w:pStyle w:val="ListNumber"/>
+        <w:spacing w:after="20"/>
+        <w:numPr>
+          <w:ilvl w:val="0"/>
+          <w:numId w:val="52"/>
+        </w:numPr>
       </w:pPr>
       <w:r>
         <w:t>Everyone gives the Cub Scout sign and recites the Scout Oath together.</w:t>
@@ -3465,7 +3953,11 @@
     </w:p>
     <w:p>
       <w:pPr>
-        <w:pStyle w:val="ListNumber"/>
+        <w:spacing w:after="20"/>
+        <w:numPr>
+          <w:ilvl w:val="0"/>
+          <w:numId w:val="52"/>
+        </w:numPr>
       </w:pPr>
       <w:r>
         <w:t>Recite the Scout Law together. Younger dens may say it line-by-line after the Den Chief.</w:t>
@@ -3484,7 +3976,11 @@
     </w:p>
     <w:p>
       <w:pPr>
-        <w:pStyle w:val="ListNumber"/>
+        <w:spacing w:after="20"/>
+        <w:numPr>
+          <w:ilvl w:val="0"/>
+          <w:numId w:val="53"/>
+        </w:numPr>
       </w:pPr>
       <w:r>
         <w:t>Walk the meeting area in teams looking for exits, fire extinguisher, first-aid kit, trip hazards, and weather shelter areas.</w:t>
@@ -3492,7 +3988,11 @@
     </w:p>
     <w:p>
       <w:pPr>
-        <w:pStyle w:val="ListNumber"/>
+        <w:spacing w:after="20"/>
+        <w:numPr>
+          <w:ilvl w:val="0"/>
+          <w:numId w:val="53"/>
+        </w:numPr>
       </w:pPr>
       <w:r>
         <w:t>Teams report one safe thing and one improvement.</w:t>
@@ -3500,7 +4000,11 @@
     </w:p>
     <w:p>
       <w:pPr>
-        <w:pStyle w:val="ListNumber"/>
+        <w:spacing w:after="20"/>
+        <w:numPr>
+          <w:ilvl w:val="0"/>
+          <w:numId w:val="53"/>
+        </w:numPr>
       </w:pPr>
       <w:r>
         <w:t>Fix simple issues immediately, like moving bags away from walkways.</w:t>
@@ -3531,7 +4035,11 @@
     </w:p>
     <w:p>
       <w:pPr>
-        <w:pStyle w:val="ListNumber"/>
+        <w:spacing w:after="20"/>
+        <w:numPr>
+          <w:ilvl w:val="0"/>
+          <w:numId w:val="54"/>
+        </w:numPr>
       </w:pPr>
       <w:r>
         <w:t>Show empty/clean household containers or printed labels and find signal words, first-aid directions, and storage instructions.</w:t>
@@ -3539,7 +4047,11 @@
     </w:p>
     <w:p>
       <w:pPr>
-        <w:pStyle w:val="ListNumber"/>
+        <w:spacing w:after="20"/>
+        <w:numPr>
+          <w:ilvl w:val="0"/>
+          <w:numId w:val="54"/>
+        </w:numPr>
       </w:pPr>
       <w:r>
         <w:t>Discuss why Scouts should not handle hazardous products without an adult.</w:t>
@@ -3547,7 +4059,11 @@
     </w:p>
     <w:p>
       <w:pPr>
-        <w:pStyle w:val="ListNumber"/>
+        <w:spacing w:after="20"/>
+        <w:numPr>
+          <w:ilvl w:val="0"/>
+          <w:numId w:val="54"/>
+        </w:numPr>
       </w:pPr>
       <w:r>
         <w:t>Connect this to the home hazard check requirement.</w:t>
@@ -3578,7 +4094,11 @@
     </w:p>
     <w:p>
       <w:pPr>
-        <w:pStyle w:val="ListNumber"/>
+        <w:spacing w:after="20"/>
+        <w:numPr>
+          <w:ilvl w:val="0"/>
+          <w:numId w:val="55"/>
+        </w:numPr>
       </w:pPr>
       <w:r>
         <w:t>Form a circle. Everyone puts their left hand toward the center, little fingers linked to the next Scout.</w:t>
@@ -3586,7 +4106,11 @@
     </w:p>
     <w:p>
       <w:pPr>
-        <w:pStyle w:val="ListNumber"/>
+        <w:spacing w:after="20"/>
+        <w:numPr>
+          <w:ilvl w:val="0"/>
+          <w:numId w:val="55"/>
+        </w:numPr>
       </w:pPr>
       <w:r>
         <w:t>Den Chief shares a 1-sentence thought tied to tonight (e.g., 'Tonight we practiced being Helpful.').</w:t>
@@ -3594,7 +4118,11 @@
     </w:p>
     <w:p>
       <w:pPr>
-        <w:pStyle w:val="ListNumber"/>
+        <w:spacing w:after="20"/>
+        <w:numPr>
+          <w:ilvl w:val="0"/>
+          <w:numId w:val="55"/>
+        </w:numPr>
       </w:pPr>
       <w:r>
         <w:t>On the Den Chief's signal, everyone raises the circle and gives a quiet 'Do Your Best!' Dismiss.</w:t>
@@ -3708,7 +4236,11 @@
     </w:p>
     <w:p>
       <w:pPr>
-        <w:pStyle w:val="ListNumber"/>
+        <w:spacing w:after="20"/>
+        <w:numPr>
+          <w:ilvl w:val="0"/>
+          <w:numId w:val="56"/>
+        </w:numPr>
       </w:pPr>
       <w:r>
         <w:t>Match natural events to actions: thunderstorm, tornado, flood, winter storm, extreme heat.</w:t>
@@ -3716,7 +4248,11 @@
     </w:p>
     <w:p>
       <w:pPr>
-        <w:pStyle w:val="ListNumber"/>
+        <w:spacing w:after="20"/>
+        <w:numPr>
+          <w:ilvl w:val="0"/>
+          <w:numId w:val="56"/>
+        </w:numPr>
       </w:pPr>
       <w:r>
         <w:t>Teams explain one match before opening.</w:t>
@@ -3735,7 +4271,11 @@
     </w:p>
     <w:p>
       <w:pPr>
-        <w:pStyle w:val="ListNumber"/>
+        <w:spacing w:after="20"/>
+        <w:numPr>
+          <w:ilvl w:val="0"/>
+          <w:numId w:val="57"/>
+        </w:numPr>
       </w:pPr>
       <w:r>
         <w:t>Form up in a horseshoe or circle. Ask a Scout to lead the Pledge of Allegiance to the flag.</w:t>
@@ -3743,7 +4283,11 @@
     </w:p>
     <w:p>
       <w:pPr>
-        <w:pStyle w:val="ListNumber"/>
+        <w:spacing w:after="20"/>
+        <w:numPr>
+          <w:ilvl w:val="0"/>
+          <w:numId w:val="57"/>
+        </w:numPr>
       </w:pPr>
       <w:r>
         <w:t>Everyone gives the Cub Scout sign and recites the Scout Oath together.</w:t>
@@ -3751,7 +4295,11 @@
     </w:p>
     <w:p>
       <w:pPr>
-        <w:pStyle w:val="ListNumber"/>
+        <w:spacing w:after="20"/>
+        <w:numPr>
+          <w:ilvl w:val="0"/>
+          <w:numId w:val="57"/>
+        </w:numPr>
       </w:pPr>
       <w:r>
         <w:t>Recite the Scout Law together. Younger dens may say it line-by-line after the Den Chief.</w:t>
@@ -3770,7 +4318,11 @@
     </w:p>
     <w:p>
       <w:pPr>
-        <w:pStyle w:val="ListNumber"/>
+        <w:spacing w:after="20"/>
+        <w:numPr>
+          <w:ilvl w:val="0"/>
+          <w:numId w:val="58"/>
+        </w:numPr>
       </w:pPr>
       <w:r>
         <w:t>Choose two likely local events, such as thunderstorm and winter storm or tornado.</w:t>
@@ -3778,7 +4330,11 @@
     </w:p>
     <w:p>
       <w:pPr>
-        <w:pStyle w:val="ListNumber"/>
+        <w:spacing w:after="20"/>
+        <w:numPr>
+          <w:ilvl w:val="0"/>
+          <w:numId w:val="58"/>
+        </w:numPr>
       </w:pPr>
       <w:r>
         <w:t>For each, fill in warning signs, where to shelter, family communication, supplies, and what not to do.</w:t>
@@ -3786,7 +4342,11 @@
     </w:p>
     <w:p>
       <w:pPr>
-        <w:pStyle w:val="ListNumber"/>
+        <w:spacing w:after="20"/>
+        <w:numPr>
+          <w:ilvl w:val="0"/>
+          <w:numId w:val="58"/>
+        </w:numPr>
       </w:pPr>
       <w:r>
         <w:t>Share one preparedness tip per Scout.</w:t>
@@ -3817,7 +4377,11 @@
     </w:p>
     <w:p>
       <w:pPr>
-        <w:pStyle w:val="ListNumber"/>
+        <w:spacing w:after="20"/>
+        <w:numPr>
+          <w:ilvl w:val="0"/>
+          <w:numId w:val="59"/>
+        </w:numPr>
       </w:pPr>
       <w:r>
         <w:t>Teams race to choose useful kit items from a mixed pile.</w:t>
@@ -3825,7 +4389,11 @@
     </w:p>
     <w:p>
       <w:pPr>
-        <w:pStyle w:val="ListNumber"/>
+        <w:spacing w:after="20"/>
+        <w:numPr>
+          <w:ilvl w:val="0"/>
+          <w:numId w:val="59"/>
+        </w:numPr>
       </w:pPr>
       <w:r>
         <w:t>Discuss why water, flashlight, batteries, first-aid kit, radio, and medicines matter.</w:t>
@@ -3833,7 +4401,11 @@
     </w:p>
     <w:p>
       <w:pPr>
-        <w:pStyle w:val="ListNumber"/>
+        <w:spacing w:after="20"/>
+        <w:numPr>
+          <w:ilvl w:val="0"/>
+          <w:numId w:val="59"/>
+        </w:numPr>
       </w:pPr>
       <w:r>
         <w:t>Remove silly or unsafe items and explain the choice.</w:t>
@@ -3864,7 +4436,11 @@
     </w:p>
     <w:p>
       <w:pPr>
-        <w:pStyle w:val="ListNumber"/>
+        <w:spacing w:after="20"/>
+        <w:numPr>
+          <w:ilvl w:val="0"/>
+          <w:numId w:val="60"/>
+        </w:numPr>
       </w:pPr>
       <w:r>
         <w:t>Form a circle. Everyone puts their left hand toward the center, little fingers linked to the next Scout.</w:t>
@@ -3872,7 +4448,11 @@
     </w:p>
     <w:p>
       <w:pPr>
-        <w:pStyle w:val="ListNumber"/>
+        <w:spacing w:after="20"/>
+        <w:numPr>
+          <w:ilvl w:val="0"/>
+          <w:numId w:val="60"/>
+        </w:numPr>
       </w:pPr>
       <w:r>
         <w:t>Den Chief shares a 1-sentence thought tied to tonight (e.g., 'Tonight we practiced being Helpful.').</w:t>
@@ -3880,7 +4460,11 @@
     </w:p>
     <w:p>
       <w:pPr>
-        <w:pStyle w:val="ListNumber"/>
+        <w:spacing w:after="20"/>
+        <w:numPr>
+          <w:ilvl w:val="0"/>
+          <w:numId w:val="60"/>
+        </w:numPr>
       </w:pPr>
       <w:r>
         <w:t>On the Den Chief's signal, everyone raises the circle and gives a quiet 'Do Your Best!' Dismiss.</w:t>
@@ -4129,7 +4713,11 @@
     </w:p>
     <w:p>
       <w:pPr>
-        <w:pStyle w:val="ListNumber"/>
+        <w:spacing w:after="20"/>
+        <w:numPr>
+          <w:ilvl w:val="0"/>
+          <w:numId w:val="61"/>
+        </w:numPr>
       </w:pPr>
       <w:r>
         <w:t>Scouts vote with stickers for one of three snack or game choices.</w:t>
@@ -4137,7 +4725,11 @@
     </w:p>
     <w:p>
       <w:pPr>
-        <w:pStyle w:val="ListNumber"/>
+        <w:spacing w:after="20"/>
+        <w:numPr>
+          <w:ilvl w:val="0"/>
+          <w:numId w:val="61"/>
+        </w:numPr>
       </w:pPr>
       <w:r>
         <w:t>Do not announce the result until the voting lesson.</w:t>
@@ -4156,7 +4748,11 @@
     </w:p>
     <w:p>
       <w:pPr>
-        <w:pStyle w:val="ListNumber"/>
+        <w:spacing w:after="20"/>
+        <w:numPr>
+          <w:ilvl w:val="0"/>
+          <w:numId w:val="62"/>
+        </w:numPr>
       </w:pPr>
       <w:r>
         <w:t>Form up in a horseshoe or circle. Ask a Scout to lead the Pledge of Allegiance to the flag.</w:t>
@@ -4164,7 +4760,11 @@
     </w:p>
     <w:p>
       <w:pPr>
-        <w:pStyle w:val="ListNumber"/>
+        <w:spacing w:after="20"/>
+        <w:numPr>
+          <w:ilvl w:val="0"/>
+          <w:numId w:val="62"/>
+        </w:numPr>
       </w:pPr>
       <w:r>
         <w:t>Everyone gives the Cub Scout sign and recites the Scout Oath together.</w:t>
@@ -4172,7 +4772,11 @@
     </w:p>
     <w:p>
       <w:pPr>
-        <w:pStyle w:val="ListNumber"/>
+        <w:spacing w:after="20"/>
+        <w:numPr>
+          <w:ilvl w:val="0"/>
+          <w:numId w:val="62"/>
+        </w:numPr>
       </w:pPr>
       <w:r>
         <w:t>Recite the Scout Law together. Younger dens may say it line-by-line after the Den Chief.</w:t>
@@ -4191,7 +4795,11 @@
     </w:p>
     <w:p>
       <w:pPr>
-        <w:pStyle w:val="ListNumber"/>
+        <w:spacing w:after="20"/>
+        <w:numPr>
+          <w:ilvl w:val="0"/>
+          <w:numId w:val="63"/>
+        </w:numPr>
       </w:pPr>
       <w:r>
         <w:t>Count the gathering votes and decide whether any choice has a majority (more than half).</w:t>
@@ -4199,7 +4807,11 @@
     </w:p>
     <w:p>
       <w:pPr>
-        <w:pStyle w:val="ListNumber"/>
+        <w:spacing w:after="20"/>
+        <w:numPr>
+          <w:ilvl w:val="0"/>
+          <w:numId w:val="63"/>
+        </w:numPr>
       </w:pPr>
       <w:r>
         <w:t>If not, explain plurality: the most votes can win even without more than half.</w:t>
@@ -4207,7 +4819,11 @@
     </w:p>
     <w:p>
       <w:pPr>
-        <w:pStyle w:val="ListNumber"/>
+        <w:spacing w:after="20"/>
+        <w:numPr>
+          <w:ilvl w:val="0"/>
+          <w:numId w:val="63"/>
+        </w:numPr>
       </w:pPr>
       <w:r>
         <w:t>Run a quick runoff to show how rules can change the outcome.</w:t>
@@ -4238,7 +4854,11 @@
     </w:p>
     <w:p>
       <w:pPr>
-        <w:pStyle w:val="ListNumber"/>
+        <w:spacing w:after="20"/>
+        <w:numPr>
+          <w:ilvl w:val="0"/>
+          <w:numId w:val="64"/>
+        </w:numPr>
       </w:pPr>
       <w:r>
         <w:t>Invite an elected official or someone elected by a group, such as a student council member, HOA board member, pack committee chair, or denner.</w:t>
@@ -4246,7 +4866,11 @@
     </w:p>
     <w:p>
       <w:pPr>
-        <w:pStyle w:val="ListNumber"/>
+        <w:spacing w:after="20"/>
+        <w:numPr>
+          <w:ilvl w:val="0"/>
+          <w:numId w:val="64"/>
+        </w:numPr>
       </w:pPr>
       <w:r>
         <w:t>Scouts ask prepared questions: How were you elected? Majority or plurality? Why use that method?</w:t>
@@ -4254,7 +4878,11 @@
     </w:p>
     <w:p>
       <w:pPr>
-        <w:pStyle w:val="ListNumber"/>
+        <w:spacing w:after="20"/>
+        <w:numPr>
+          <w:ilvl w:val="0"/>
+          <w:numId w:val="64"/>
+        </w:numPr>
       </w:pPr>
       <w:r>
         <w:t>Each Scout writes one thing they learned.</w:t>
@@ -4285,7 +4913,11 @@
     </w:p>
     <w:p>
       <w:pPr>
-        <w:pStyle w:val="ListNumber"/>
+        <w:spacing w:after="20"/>
+        <w:numPr>
+          <w:ilvl w:val="0"/>
+          <w:numId w:val="65"/>
+        </w:numPr>
       </w:pPr>
       <w:r>
         <w:t>Form a circle. Everyone puts their left hand toward the center, little fingers linked to the next Scout.</w:t>
@@ -4293,7 +4925,11 @@
     </w:p>
     <w:p>
       <w:pPr>
-        <w:pStyle w:val="ListNumber"/>
+        <w:spacing w:after="20"/>
+        <w:numPr>
+          <w:ilvl w:val="0"/>
+          <w:numId w:val="65"/>
+        </w:numPr>
       </w:pPr>
       <w:r>
         <w:t>Den Chief shares a 1-sentence thought tied to tonight (e.g., 'Tonight we practiced being Helpful.').</w:t>
@@ -4301,7 +4937,11 @@
     </w:p>
     <w:p>
       <w:pPr>
-        <w:pStyle w:val="ListNumber"/>
+        <w:spacing w:after="20"/>
+        <w:numPr>
+          <w:ilvl w:val="0"/>
+          <w:numId w:val="65"/>
+        </w:numPr>
       </w:pPr>
       <w:r>
         <w:t>On the Den Chief's signal, everyone raises the circle and gives a quiet 'Do Your Best!' Dismiss.</w:t>
@@ -4423,7 +5063,11 @@
     </w:p>
     <w:p>
       <w:pPr>
-        <w:pStyle w:val="ListNumber"/>
+        <w:spacing w:after="20"/>
+        <w:numPr>
+          <w:ilvl w:val="0"/>
+          <w:numId w:val="66"/>
+        </w:numPr>
       </w:pPr>
       <w:r>
         <w:t>Teams sort cards into Legislative, Executive, and Judicial branches.</w:t>
@@ -4431,7 +5075,11 @@
     </w:p>
     <w:p>
       <w:pPr>
-        <w:pStyle w:val="ListNumber"/>
+        <w:spacing w:after="20"/>
+        <w:numPr>
+          <w:ilvl w:val="0"/>
+          <w:numId w:val="66"/>
+        </w:numPr>
       </w:pPr>
       <w:r>
         <w:t>Add one job for each branch: makes laws, carries out laws, interprets laws.</w:t>
@@ -4450,7 +5098,11 @@
     </w:p>
     <w:p>
       <w:pPr>
-        <w:pStyle w:val="ListNumber"/>
+        <w:spacing w:after="20"/>
+        <w:numPr>
+          <w:ilvl w:val="0"/>
+          <w:numId w:val="67"/>
+        </w:numPr>
       </w:pPr>
       <w:r>
         <w:t>Form up in a horseshoe or circle. Ask a Scout to lead the Pledge of Allegiance to the flag.</w:t>
@@ -4458,7 +5110,11 @@
     </w:p>
     <w:p>
       <w:pPr>
-        <w:pStyle w:val="ListNumber"/>
+        <w:spacing w:after="20"/>
+        <w:numPr>
+          <w:ilvl w:val="0"/>
+          <w:numId w:val="67"/>
+        </w:numPr>
       </w:pPr>
       <w:r>
         <w:t>Everyone gives the Cub Scout sign and recites the Scout Oath together.</w:t>
@@ -4466,7 +5122,11 @@
     </w:p>
     <w:p>
       <w:pPr>
-        <w:pStyle w:val="ListNumber"/>
+        <w:spacing w:after="20"/>
+        <w:numPr>
+          <w:ilvl w:val="0"/>
+          <w:numId w:val="67"/>
+        </w:numPr>
       </w:pPr>
       <w:r>
         <w:t>Recite the Scout Law together. Younger dens may say it line-by-line after the Den Chief.</w:t>
@@ -4485,7 +5145,11 @@
     </w:p>
     <w:p>
       <w:pPr>
-        <w:pStyle w:val="ListNumber"/>
+        <w:spacing w:after="20"/>
+        <w:numPr>
+          <w:ilvl w:val="0"/>
+          <w:numId w:val="68"/>
+        </w:numPr>
       </w:pPr>
       <w:r>
         <w:t>Pick one federal law that Scouts can understand, such as the National Park Service Organic Act or Clean Water Act.</w:t>
@@ -4493,7 +5157,11 @@
     </w:p>
     <w:p>
       <w:pPr>
-        <w:pStyle w:val="ListNumber"/>
+        <w:spacing w:after="20"/>
+        <w:numPr>
+          <w:ilvl w:val="0"/>
+          <w:numId w:val="68"/>
+        </w:numPr>
       </w:pPr>
       <w:r>
         <w:t>Build a timeline from idea, Congress, President, agencies enforcing it, and courts interpreting disputes.</w:t>
@@ -4501,7 +5169,11 @@
     </w:p>
     <w:p>
       <w:pPr>
-        <w:pStyle w:val="ListNumber"/>
+        <w:spacing w:after="20"/>
+        <w:numPr>
+          <w:ilvl w:val="0"/>
+          <w:numId w:val="68"/>
+        </w:numPr>
       </w:pPr>
       <w:r>
         <w:t>Each Scout adds one card and explains which branch is involved.</w:t>
@@ -4532,7 +5204,11 @@
     </w:p>
     <w:p>
       <w:pPr>
-        <w:pStyle w:val="ListNumber"/>
+        <w:spacing w:after="20"/>
+        <w:numPr>
+          <w:ilvl w:val="0"/>
+          <w:numId w:val="69"/>
+        </w:numPr>
       </w:pPr>
       <w:r>
         <w:t>Do a planned service project: meeting-place cleanup, cards for veterans, food pantry sorting, or park litter pickup.</w:t>
@@ -4540,7 +5216,11 @@
     </w:p>
     <w:p>
       <w:pPr>
-        <w:pStyle w:val="ListNumber"/>
+        <w:spacing w:after="20"/>
+        <w:numPr>
+          <w:ilvl w:val="0"/>
+          <w:numId w:val="69"/>
+        </w:numPr>
       </w:pPr>
       <w:r>
         <w:t>Work for 20-30 minutes with clear youth jobs and adult safety supervision.</w:t>
@@ -4548,7 +5228,11 @@
     </w:p>
     <w:p>
       <w:pPr>
-        <w:pStyle w:val="ListNumber"/>
+        <w:spacing w:after="20"/>
+        <w:numPr>
+          <w:ilvl w:val="0"/>
+          <w:numId w:val="69"/>
+        </w:numPr>
       </w:pPr>
       <w:r>
         <w:t>Debrief who benefited and how service connects to citizenship.</w:t>
@@ -4579,7 +5263,11 @@
     </w:p>
     <w:p>
       <w:pPr>
-        <w:pStyle w:val="ListNumber"/>
+        <w:spacing w:after="20"/>
+        <w:numPr>
+          <w:ilvl w:val="0"/>
+          <w:numId w:val="70"/>
+        </w:numPr>
       </w:pPr>
       <w:r>
         <w:t>Form a circle. Everyone puts their left hand toward the center, little fingers linked to the next Scout.</w:t>
@@ -4587,7 +5275,11 @@
     </w:p>
     <w:p>
       <w:pPr>
-        <w:pStyle w:val="ListNumber"/>
+        <w:spacing w:after="20"/>
+        <w:numPr>
+          <w:ilvl w:val="0"/>
+          <w:numId w:val="70"/>
+        </w:numPr>
       </w:pPr>
       <w:r>
         <w:t>Den Chief shares a 1-sentence thought tied to tonight (e.g., 'Tonight we practiced being Helpful.').</w:t>
@@ -4595,7 +5287,11 @@
     </w:p>
     <w:p>
       <w:pPr>
-        <w:pStyle w:val="ListNumber"/>
+        <w:spacing w:after="20"/>
+        <w:numPr>
+          <w:ilvl w:val="0"/>
+          <w:numId w:val="70"/>
+        </w:numPr>
       </w:pPr>
       <w:r>
         <w:t>On the Den Chief's signal, everyone raises the circle and gives a quiet 'Do Your Best!' Dismiss.</w:t>
@@ -4844,7 +5540,11 @@
     </w:p>
     <w:p>
       <w:pPr>
-        <w:pStyle w:val="ListNumber"/>
+        <w:spacing w:after="20"/>
+        <w:numPr>
+          <w:ilvl w:val="0"/>
+          <w:numId w:val="71"/>
+        </w:numPr>
       </w:pPr>
       <w:r>
         <w:t>Scouts handle rock samples and write guesses: sedimentary, igneous, or metamorphic.</w:t>
@@ -4852,7 +5552,11 @@
     </w:p>
     <w:p>
       <w:pPr>
-        <w:pStyle w:val="ListNumber"/>
+        <w:spacing w:after="20"/>
+        <w:numPr>
+          <w:ilvl w:val="0"/>
+          <w:numId w:val="71"/>
+        </w:numPr>
       </w:pPr>
       <w:r>
         <w:t>They may use hand lenses but no testing until the activity starts.</w:t>
@@ -4871,7 +5575,11 @@
     </w:p>
     <w:p>
       <w:pPr>
-        <w:pStyle w:val="ListNumber"/>
+        <w:spacing w:after="20"/>
+        <w:numPr>
+          <w:ilvl w:val="0"/>
+          <w:numId w:val="72"/>
+        </w:numPr>
       </w:pPr>
       <w:r>
         <w:t>Form up in a horseshoe or circle. Ask a Scout to lead the Pledge of Allegiance to the flag.</w:t>
@@ -4879,7 +5587,11 @@
     </w:p>
     <w:p>
       <w:pPr>
-        <w:pStyle w:val="ListNumber"/>
+        <w:spacing w:after="20"/>
+        <w:numPr>
+          <w:ilvl w:val="0"/>
+          <w:numId w:val="72"/>
+        </w:numPr>
       </w:pPr>
       <w:r>
         <w:t>Everyone gives the Cub Scout sign and recites the Scout Oath together.</w:t>
@@ -4887,7 +5599,11 @@
     </w:p>
     <w:p>
       <w:pPr>
-        <w:pStyle w:val="ListNumber"/>
+        <w:spacing w:after="20"/>
+        <w:numPr>
+          <w:ilvl w:val="0"/>
+          <w:numId w:val="72"/>
+        </w:numPr>
       </w:pPr>
       <w:r>
         <w:t>Recite the Scout Law together. Younger dens may say it line-by-line after the Den Chief.</w:t>
@@ -4906,7 +5622,11 @@
     </w:p>
     <w:p>
       <w:pPr>
-        <w:pStyle w:val="ListNumber"/>
+        <w:spacing w:after="20"/>
+        <w:numPr>
+          <w:ilvl w:val="0"/>
+          <w:numId w:val="73"/>
+        </w:numPr>
       </w:pPr>
       <w:r>
         <w:t>Show examples of sedimentary, igneous, and metamorphic rocks and how each forms.</w:t>
@@ -4914,7 +5634,11 @@
     </w:p>
     <w:p>
       <w:pPr>
-        <w:pStyle w:val="ListNumber"/>
+        <w:spacing w:after="20"/>
+        <w:numPr>
+          <w:ilvl w:val="0"/>
+          <w:numId w:val="73"/>
+        </w:numPr>
       </w:pPr>
       <w:r>
         <w:t>Teams sort samples and defend their choices using layers, crystals, bubbles, or banding.</w:t>
@@ -4922,7 +5646,11 @@
     </w:p>
     <w:p>
       <w:pPr>
-        <w:pStyle w:val="ListNumber"/>
+        <w:spacing w:after="20"/>
+        <w:numPr>
+          <w:ilvl w:val="0"/>
+          <w:numId w:val="73"/>
+        </w:numPr>
       </w:pPr>
       <w:r>
         <w:t>Correct the sort and let Scouts update labels.</w:t>
@@ -4953,7 +5681,11 @@
     </w:p>
     <w:p>
       <w:pPr>
-        <w:pStyle w:val="ListNumber"/>
+        <w:spacing w:after="20"/>
+        <w:numPr>
+          <w:ilvl w:val="0"/>
+          <w:numId w:val="74"/>
+        </w:numPr>
       </w:pPr>
       <w:r>
         <w:t>Outside or on a protected floor, wrap a found rock in cloth and have an adult or supervised Scout tap it with a hammer.</w:t>
@@ -4961,7 +5693,11 @@
     </w:p>
     <w:p>
       <w:pPr>
-        <w:pStyle w:val="ListNumber"/>
+        <w:spacing w:after="20"/>
+        <w:numPr>
+          <w:ilvl w:val="0"/>
+          <w:numId w:val="74"/>
+        </w:numPr>
       </w:pPr>
       <w:r>
         <w:t>Everyone wears eye protection and stands back until called forward.</w:t>
@@ -4969,7 +5705,11 @@
     </w:p>
     <w:p>
       <w:pPr>
-        <w:pStyle w:val="ListNumber"/>
+        <w:spacing w:after="20"/>
+        <w:numPr>
+          <w:ilvl w:val="0"/>
+          <w:numId w:val="74"/>
+        </w:numPr>
       </w:pPr>
       <w:r>
         <w:t>Examine fresh surfaces with hand lenses and sketch what changed.</w:t>
@@ -5000,7 +5740,11 @@
     </w:p>
     <w:p>
       <w:pPr>
-        <w:pStyle w:val="ListNumber"/>
+        <w:spacing w:after="20"/>
+        <w:numPr>
+          <w:ilvl w:val="0"/>
+          <w:numId w:val="75"/>
+        </w:numPr>
       </w:pPr>
       <w:r>
         <w:t>Form a circle. Everyone puts their left hand toward the center, little fingers linked to the next Scout.</w:t>
@@ -5008,7 +5752,11 @@
     </w:p>
     <w:p>
       <w:pPr>
-        <w:pStyle w:val="ListNumber"/>
+        <w:spacing w:after="20"/>
+        <w:numPr>
+          <w:ilvl w:val="0"/>
+          <w:numId w:val="75"/>
+        </w:numPr>
       </w:pPr>
       <w:r>
         <w:t>Den Chief shares a 1-sentence thought tied to tonight (e.g., 'Tonight we practiced being Helpful.').</w:t>
@@ -5016,7 +5764,11 @@
     </w:p>
     <w:p>
       <w:pPr>
-        <w:pStyle w:val="ListNumber"/>
+        <w:spacing w:after="20"/>
+        <w:numPr>
+          <w:ilvl w:val="0"/>
+          <w:numId w:val="75"/>
+        </w:numPr>
       </w:pPr>
       <w:r>
         <w:t>On the Den Chief's signal, everyone raises the circle and gives a quiet 'Do Your Best!' Dismiss.</w:t>
@@ -5146,7 +5898,11 @@
     </w:p>
     <w:p>
       <w:pPr>
-        <w:pStyle w:val="ListNumber"/>
+        <w:spacing w:after="20"/>
+        <w:numPr>
+          <w:ilvl w:val="0"/>
+          <w:numId w:val="76"/>
+        </w:numPr>
       </w:pPr>
       <w:r>
         <w:t>Show a fingernail, penny, steel nail, and glass tile.</w:t>
@@ -5154,7 +5910,11 @@
     </w:p>
     <w:p>
       <w:pPr>
-        <w:pStyle w:val="ListNumber"/>
+        <w:spacing w:after="20"/>
+        <w:numPr>
+          <w:ilvl w:val="0"/>
+          <w:numId w:val="76"/>
+        </w:numPr>
       </w:pPr>
       <w:r>
         <w:t>Scouts predict which items can scratch which surfaces.</w:t>
@@ -5173,7 +5933,11 @@
     </w:p>
     <w:p>
       <w:pPr>
-        <w:pStyle w:val="ListNumber"/>
+        <w:spacing w:after="20"/>
+        <w:numPr>
+          <w:ilvl w:val="0"/>
+          <w:numId w:val="77"/>
+        </w:numPr>
       </w:pPr>
       <w:r>
         <w:t>Form up in a horseshoe or circle. Ask a Scout to lead the Pledge of Allegiance to the flag.</w:t>
@@ -5181,7 +5945,11 @@
     </w:p>
     <w:p>
       <w:pPr>
-        <w:pStyle w:val="ListNumber"/>
+        <w:spacing w:after="20"/>
+        <w:numPr>
+          <w:ilvl w:val="0"/>
+          <w:numId w:val="77"/>
+        </w:numPr>
       </w:pPr>
       <w:r>
         <w:t>Everyone gives the Cub Scout sign and recites the Scout Oath together.</w:t>
@@ -5189,7 +5957,11 @@
     </w:p>
     <w:p>
       <w:pPr>
-        <w:pStyle w:val="ListNumber"/>
+        <w:spacing w:after="20"/>
+        <w:numPr>
+          <w:ilvl w:val="0"/>
+          <w:numId w:val="77"/>
+        </w:numPr>
       </w:pPr>
       <w:r>
         <w:t>Recite the Scout Law together. Younger dens may say it line-by-line after the Den Chief.</w:t>
@@ -5208,7 +5980,11 @@
     </w:p>
     <w:p>
       <w:pPr>
-        <w:pStyle w:val="ListNumber"/>
+        <w:spacing w:after="20"/>
+        <w:numPr>
+          <w:ilvl w:val="0"/>
+          <w:numId w:val="78"/>
+        </w:numPr>
       </w:pPr>
       <w:r>
         <w:t>Assemble a kit with fingernail, penny, steel nail, glass tile, and labeled mineral samples.</w:t>
@@ -5216,7 +5992,11 @@
     </w:p>
     <w:p>
       <w:pPr>
-        <w:pStyle w:val="ListNumber"/>
+        <w:spacing w:after="20"/>
+        <w:numPr>
+          <w:ilvl w:val="0"/>
+          <w:numId w:val="78"/>
+        </w:numPr>
       </w:pPr>
       <w:r>
         <w:t>Test one mineral at a time: try to scratch, record yes/no, and estimate hardness range.</w:t>
@@ -5224,7 +6004,11 @@
     </w:p>
     <w:p>
       <w:pPr>
-        <w:pStyle w:val="ListNumber"/>
+        <w:spacing w:after="20"/>
+        <w:numPr>
+          <w:ilvl w:val="0"/>
+          <w:numId w:val="78"/>
+        </w:numPr>
       </w:pPr>
       <w:r>
         <w:t>Compare results and talk about why careful testing matters.</w:t>
@@ -5255,7 +6039,11 @@
     </w:p>
     <w:p>
       <w:pPr>
-        <w:pStyle w:val="ListNumber"/>
+        <w:spacing w:after="20"/>
+        <w:numPr>
+          <w:ilvl w:val="0"/>
+          <w:numId w:val="79"/>
+        </w:numPr>
       </w:pPr>
       <w:r>
         <w:t>Mix a safe crystal solution such as Epsom salt or borax in hot water with adult handling of hot water.</w:t>
@@ -5263,7 +6051,11 @@
     </w:p>
     <w:p>
       <w:pPr>
-        <w:pStyle w:val="ListNumber"/>
+        <w:spacing w:after="20"/>
+        <w:numPr>
+          <w:ilvl w:val="0"/>
+          <w:numId w:val="79"/>
+        </w:numPr>
       </w:pPr>
       <w:r>
         <w:t>Suspend a pipe-cleaner shape or string in the solution and label each jar.</w:t>
@@ -5271,7 +6063,11 @@
     </w:p>
     <w:p>
       <w:pPr>
-        <w:pStyle w:val="ListNumber"/>
+        <w:spacing w:after="20"/>
+        <w:numPr>
+          <w:ilvl w:val="0"/>
+          <w:numId w:val="79"/>
+        </w:numPr>
       </w:pPr>
       <w:r>
         <w:t>Explain that crystals may need overnight growth; send jars home carefully or store them for pickup.</w:t>
@@ -5302,7 +6098,11 @@
     </w:p>
     <w:p>
       <w:pPr>
-        <w:pStyle w:val="ListNumber"/>
+        <w:spacing w:after="20"/>
+        <w:numPr>
+          <w:ilvl w:val="0"/>
+          <w:numId w:val="80"/>
+        </w:numPr>
       </w:pPr>
       <w:r>
         <w:t>Use the last 10 minutes to check each Scout's missing required adventures.</w:t>
@@ -5310,7 +6110,11 @@
     </w:p>
     <w:p>
       <w:pPr>
-        <w:pStyle w:val="ListNumber"/>
+        <w:spacing w:after="20"/>
+        <w:numPr>
+          <w:ilvl w:val="0"/>
+          <w:numId w:val="80"/>
+        </w:numPr>
       </w:pPr>
       <w:r>
         <w:t>Assign quick make-ups or parent sign-offs before April 29.</w:t>
@@ -5318,7 +6122,11 @@
     </w:p>
     <w:p>
       <w:pPr>
-        <w:pStyle w:val="ListNumber"/>
+        <w:spacing w:after="20"/>
+        <w:numPr>
+          <w:ilvl w:val="0"/>
+          <w:numId w:val="80"/>
+        </w:numPr>
       </w:pPr>
       <w:r>
         <w:t>Confirm awards information is ready for Scoutbook.</w:t>
@@ -5349,7 +6157,11 @@
     </w:p>
     <w:p>
       <w:pPr>
-        <w:pStyle w:val="ListNumber"/>
+        <w:spacing w:after="20"/>
+        <w:numPr>
+          <w:ilvl w:val="0"/>
+          <w:numId w:val="81"/>
+        </w:numPr>
       </w:pPr>
       <w:r>
         <w:t>Form a circle. Everyone puts their left hand toward the center, little fingers linked to the next Scout.</w:t>
@@ -5357,7 +6169,11 @@
     </w:p>
     <w:p>
       <w:pPr>
-        <w:pStyle w:val="ListNumber"/>
+        <w:spacing w:after="20"/>
+        <w:numPr>
+          <w:ilvl w:val="0"/>
+          <w:numId w:val="81"/>
+        </w:numPr>
       </w:pPr>
       <w:r>
         <w:t>Den Chief shares a 1-sentence thought tied to tonight (e.g., 'Tonight we practiced being Helpful.').</w:t>
@@ -5365,7 +6181,11 @@
     </w:p>
     <w:p>
       <w:pPr>
-        <w:pStyle w:val="ListNumber"/>
+        <w:spacing w:after="20"/>
+        <w:numPr>
+          <w:ilvl w:val="0"/>
+          <w:numId w:val="81"/>
+        </w:numPr>
       </w:pPr>
       <w:r>
         <w:t>On the Den Chief's signal, everyone raises the circle and gives a quiet 'Do Your Best!' Dismiss.</w:t>
@@ -5599,6 +6419,18 @@
       <w:rPr>
         <w:rFonts w:ascii="Symbol" w:hAnsi="Symbol" w:hint="default"/>
       </w:rPr>
+    </w:lvl>
+  </w:abstractNum>
+  <w:abstractNum w:abstractNumId="9">
+    <w:multiLevelType w:val="singleLevel"/>
+    <w:lvl w:ilvl="0">
+      <w:start w:val="1"/>
+      <w:numFmt w:val="decimal"/>
+      <w:lvlText w:val="%1."/>
+      <w:lvlJc w:val="left"/>
+      <w:pPr>
+        <w:ind w:left="720" w:hanging="360"/>
+      </w:pPr>
     </w:lvl>
   </w:abstractNum>
   <w:num w:numId="1">
@@ -5627,6 +6459,438 @@
   </w:num>
   <w:num w:numId="9">
     <w:abstractNumId w:val="0"/>
+  </w:num>
+  <w:num w:numId="10">
+    <w:abstractNumId w:val="9"/>
+    <w:lvlOverride w:ilvl="0">
+      <w:startOverride w:val="1"/>
+    </w:lvlOverride>
+  </w:num>
+  <w:num w:numId="11">
+    <w:abstractNumId w:val="9"/>
+    <w:lvlOverride w:ilvl="0">
+      <w:startOverride w:val="1"/>
+    </w:lvlOverride>
+  </w:num>
+  <w:num w:numId="12">
+    <w:abstractNumId w:val="9"/>
+    <w:lvlOverride w:ilvl="0">
+      <w:startOverride w:val="1"/>
+    </w:lvlOverride>
+  </w:num>
+  <w:num w:numId="13">
+    <w:abstractNumId w:val="9"/>
+    <w:lvlOverride w:ilvl="0">
+      <w:startOverride w:val="1"/>
+    </w:lvlOverride>
+  </w:num>
+  <w:num w:numId="14">
+    <w:abstractNumId w:val="9"/>
+    <w:lvlOverride w:ilvl="0">
+      <w:startOverride w:val="1"/>
+    </w:lvlOverride>
+  </w:num>
+  <w:num w:numId="15">
+    <w:abstractNumId w:val="9"/>
+    <w:lvlOverride w:ilvl="0">
+      <w:startOverride w:val="1"/>
+    </w:lvlOverride>
+  </w:num>
+  <w:num w:numId="16">
+    <w:abstractNumId w:val="9"/>
+    <w:lvlOverride w:ilvl="0">
+      <w:startOverride w:val="1"/>
+    </w:lvlOverride>
+  </w:num>
+  <w:num w:numId="17">
+    <w:abstractNumId w:val="9"/>
+    <w:lvlOverride w:ilvl="0">
+      <w:startOverride w:val="1"/>
+    </w:lvlOverride>
+  </w:num>
+  <w:num w:numId="18">
+    <w:abstractNumId w:val="9"/>
+    <w:lvlOverride w:ilvl="0">
+      <w:startOverride w:val="1"/>
+    </w:lvlOverride>
+  </w:num>
+  <w:num w:numId="19">
+    <w:abstractNumId w:val="9"/>
+    <w:lvlOverride w:ilvl="0">
+      <w:startOverride w:val="1"/>
+    </w:lvlOverride>
+  </w:num>
+  <w:num w:numId="20">
+    <w:abstractNumId w:val="9"/>
+    <w:lvlOverride w:ilvl="0">
+      <w:startOverride w:val="1"/>
+    </w:lvlOverride>
+  </w:num>
+  <w:num w:numId="21">
+    <w:abstractNumId w:val="9"/>
+    <w:lvlOverride w:ilvl="0">
+      <w:startOverride w:val="1"/>
+    </w:lvlOverride>
+  </w:num>
+  <w:num w:numId="22">
+    <w:abstractNumId w:val="9"/>
+    <w:lvlOverride w:ilvl="0">
+      <w:startOverride w:val="1"/>
+    </w:lvlOverride>
+  </w:num>
+  <w:num w:numId="23">
+    <w:abstractNumId w:val="9"/>
+    <w:lvlOverride w:ilvl="0">
+      <w:startOverride w:val="1"/>
+    </w:lvlOverride>
+  </w:num>
+  <w:num w:numId="24">
+    <w:abstractNumId w:val="9"/>
+    <w:lvlOverride w:ilvl="0">
+      <w:startOverride w:val="1"/>
+    </w:lvlOverride>
+  </w:num>
+  <w:num w:numId="25">
+    <w:abstractNumId w:val="9"/>
+    <w:lvlOverride w:ilvl="0">
+      <w:startOverride w:val="1"/>
+    </w:lvlOverride>
+  </w:num>
+  <w:num w:numId="26">
+    <w:abstractNumId w:val="9"/>
+    <w:lvlOverride w:ilvl="0">
+      <w:startOverride w:val="1"/>
+    </w:lvlOverride>
+  </w:num>
+  <w:num w:numId="27">
+    <w:abstractNumId w:val="9"/>
+    <w:lvlOverride w:ilvl="0">
+      <w:startOverride w:val="1"/>
+    </w:lvlOverride>
+  </w:num>
+  <w:num w:numId="28">
+    <w:abstractNumId w:val="9"/>
+    <w:lvlOverride w:ilvl="0">
+      <w:startOverride w:val="1"/>
+    </w:lvlOverride>
+  </w:num>
+  <w:num w:numId="29">
+    <w:abstractNumId w:val="9"/>
+    <w:lvlOverride w:ilvl="0">
+      <w:startOverride w:val="1"/>
+    </w:lvlOverride>
+  </w:num>
+  <w:num w:numId="30">
+    <w:abstractNumId w:val="9"/>
+    <w:lvlOverride w:ilvl="0">
+      <w:startOverride w:val="1"/>
+    </w:lvlOverride>
+  </w:num>
+  <w:num w:numId="31">
+    <w:abstractNumId w:val="9"/>
+    <w:lvlOverride w:ilvl="0">
+      <w:startOverride w:val="1"/>
+    </w:lvlOverride>
+  </w:num>
+  <w:num w:numId="32">
+    <w:abstractNumId w:val="9"/>
+    <w:lvlOverride w:ilvl="0">
+      <w:startOverride w:val="1"/>
+    </w:lvlOverride>
+  </w:num>
+  <w:num w:numId="33">
+    <w:abstractNumId w:val="9"/>
+    <w:lvlOverride w:ilvl="0">
+      <w:startOverride w:val="1"/>
+    </w:lvlOverride>
+  </w:num>
+  <w:num w:numId="34">
+    <w:abstractNumId w:val="9"/>
+    <w:lvlOverride w:ilvl="0">
+      <w:startOverride w:val="1"/>
+    </w:lvlOverride>
+  </w:num>
+  <w:num w:numId="35">
+    <w:abstractNumId w:val="9"/>
+    <w:lvlOverride w:ilvl="0">
+      <w:startOverride w:val="1"/>
+    </w:lvlOverride>
+  </w:num>
+  <w:num w:numId="36">
+    <w:abstractNumId w:val="9"/>
+    <w:lvlOverride w:ilvl="0">
+      <w:startOverride w:val="1"/>
+    </w:lvlOverride>
+  </w:num>
+  <w:num w:numId="37">
+    <w:abstractNumId w:val="9"/>
+    <w:lvlOverride w:ilvl="0">
+      <w:startOverride w:val="1"/>
+    </w:lvlOverride>
+  </w:num>
+  <w:num w:numId="38">
+    <w:abstractNumId w:val="9"/>
+    <w:lvlOverride w:ilvl="0">
+      <w:startOverride w:val="1"/>
+    </w:lvlOverride>
+  </w:num>
+  <w:num w:numId="39">
+    <w:abstractNumId w:val="9"/>
+    <w:lvlOverride w:ilvl="0">
+      <w:startOverride w:val="1"/>
+    </w:lvlOverride>
+  </w:num>
+  <w:num w:numId="40">
+    <w:abstractNumId w:val="9"/>
+    <w:lvlOverride w:ilvl="0">
+      <w:startOverride w:val="1"/>
+    </w:lvlOverride>
+  </w:num>
+  <w:num w:numId="41">
+    <w:abstractNumId w:val="9"/>
+    <w:lvlOverride w:ilvl="0">
+      <w:startOverride w:val="1"/>
+    </w:lvlOverride>
+  </w:num>
+  <w:num w:numId="42">
+    <w:abstractNumId w:val="9"/>
+    <w:lvlOverride w:ilvl="0">
+      <w:startOverride w:val="1"/>
+    </w:lvlOverride>
+  </w:num>
+  <w:num w:numId="43">
+    <w:abstractNumId w:val="9"/>
+    <w:lvlOverride w:ilvl="0">
+      <w:startOverride w:val="1"/>
+    </w:lvlOverride>
+  </w:num>
+  <w:num w:numId="44">
+    <w:abstractNumId w:val="9"/>
+    <w:lvlOverride w:ilvl="0">
+      <w:startOverride w:val="1"/>
+    </w:lvlOverride>
+  </w:num>
+  <w:num w:numId="45">
+    <w:abstractNumId w:val="9"/>
+    <w:lvlOverride w:ilvl="0">
+      <w:startOverride w:val="1"/>
+    </w:lvlOverride>
+  </w:num>
+  <w:num w:numId="46">
+    <w:abstractNumId w:val="9"/>
+    <w:lvlOverride w:ilvl="0">
+      <w:startOverride w:val="1"/>
+    </w:lvlOverride>
+  </w:num>
+  <w:num w:numId="47">
+    <w:abstractNumId w:val="9"/>
+    <w:lvlOverride w:ilvl="0">
+      <w:startOverride w:val="1"/>
+    </w:lvlOverride>
+  </w:num>
+  <w:num w:numId="48">
+    <w:abstractNumId w:val="9"/>
+    <w:lvlOverride w:ilvl="0">
+      <w:startOverride w:val="1"/>
+    </w:lvlOverride>
+  </w:num>
+  <w:num w:numId="49">
+    <w:abstractNumId w:val="9"/>
+    <w:lvlOverride w:ilvl="0">
+      <w:startOverride w:val="1"/>
+    </w:lvlOverride>
+  </w:num>
+  <w:num w:numId="50">
+    <w:abstractNumId w:val="9"/>
+    <w:lvlOverride w:ilvl="0">
+      <w:startOverride w:val="1"/>
+    </w:lvlOverride>
+  </w:num>
+  <w:num w:numId="51">
+    <w:abstractNumId w:val="9"/>
+    <w:lvlOverride w:ilvl="0">
+      <w:startOverride w:val="1"/>
+    </w:lvlOverride>
+  </w:num>
+  <w:num w:numId="52">
+    <w:abstractNumId w:val="9"/>
+    <w:lvlOverride w:ilvl="0">
+      <w:startOverride w:val="1"/>
+    </w:lvlOverride>
+  </w:num>
+  <w:num w:numId="53">
+    <w:abstractNumId w:val="9"/>
+    <w:lvlOverride w:ilvl="0">
+      <w:startOverride w:val="1"/>
+    </w:lvlOverride>
+  </w:num>
+  <w:num w:numId="54">
+    <w:abstractNumId w:val="9"/>
+    <w:lvlOverride w:ilvl="0">
+      <w:startOverride w:val="1"/>
+    </w:lvlOverride>
+  </w:num>
+  <w:num w:numId="55">
+    <w:abstractNumId w:val="9"/>
+    <w:lvlOverride w:ilvl="0">
+      <w:startOverride w:val="1"/>
+    </w:lvlOverride>
+  </w:num>
+  <w:num w:numId="56">
+    <w:abstractNumId w:val="9"/>
+    <w:lvlOverride w:ilvl="0">
+      <w:startOverride w:val="1"/>
+    </w:lvlOverride>
+  </w:num>
+  <w:num w:numId="57">
+    <w:abstractNumId w:val="9"/>
+    <w:lvlOverride w:ilvl="0">
+      <w:startOverride w:val="1"/>
+    </w:lvlOverride>
+  </w:num>
+  <w:num w:numId="58">
+    <w:abstractNumId w:val="9"/>
+    <w:lvlOverride w:ilvl="0">
+      <w:startOverride w:val="1"/>
+    </w:lvlOverride>
+  </w:num>
+  <w:num w:numId="59">
+    <w:abstractNumId w:val="9"/>
+    <w:lvlOverride w:ilvl="0">
+      <w:startOverride w:val="1"/>
+    </w:lvlOverride>
+  </w:num>
+  <w:num w:numId="60">
+    <w:abstractNumId w:val="9"/>
+    <w:lvlOverride w:ilvl="0">
+      <w:startOverride w:val="1"/>
+    </w:lvlOverride>
+  </w:num>
+  <w:num w:numId="61">
+    <w:abstractNumId w:val="9"/>
+    <w:lvlOverride w:ilvl="0">
+      <w:startOverride w:val="1"/>
+    </w:lvlOverride>
+  </w:num>
+  <w:num w:numId="62">
+    <w:abstractNumId w:val="9"/>
+    <w:lvlOverride w:ilvl="0">
+      <w:startOverride w:val="1"/>
+    </w:lvlOverride>
+  </w:num>
+  <w:num w:numId="63">
+    <w:abstractNumId w:val="9"/>
+    <w:lvlOverride w:ilvl="0">
+      <w:startOverride w:val="1"/>
+    </w:lvlOverride>
+  </w:num>
+  <w:num w:numId="64">
+    <w:abstractNumId w:val="9"/>
+    <w:lvlOverride w:ilvl="0">
+      <w:startOverride w:val="1"/>
+    </w:lvlOverride>
+  </w:num>
+  <w:num w:numId="65">
+    <w:abstractNumId w:val="9"/>
+    <w:lvlOverride w:ilvl="0">
+      <w:startOverride w:val="1"/>
+    </w:lvlOverride>
+  </w:num>
+  <w:num w:numId="66">
+    <w:abstractNumId w:val="9"/>
+    <w:lvlOverride w:ilvl="0">
+      <w:startOverride w:val="1"/>
+    </w:lvlOverride>
+  </w:num>
+  <w:num w:numId="67">
+    <w:abstractNumId w:val="9"/>
+    <w:lvlOverride w:ilvl="0">
+      <w:startOverride w:val="1"/>
+    </w:lvlOverride>
+  </w:num>
+  <w:num w:numId="68">
+    <w:abstractNumId w:val="9"/>
+    <w:lvlOverride w:ilvl="0">
+      <w:startOverride w:val="1"/>
+    </w:lvlOverride>
+  </w:num>
+  <w:num w:numId="69">
+    <w:abstractNumId w:val="9"/>
+    <w:lvlOverride w:ilvl="0">
+      <w:startOverride w:val="1"/>
+    </w:lvlOverride>
+  </w:num>
+  <w:num w:numId="70">
+    <w:abstractNumId w:val="9"/>
+    <w:lvlOverride w:ilvl="0">
+      <w:startOverride w:val="1"/>
+    </w:lvlOverride>
+  </w:num>
+  <w:num w:numId="71">
+    <w:abstractNumId w:val="9"/>
+    <w:lvlOverride w:ilvl="0">
+      <w:startOverride w:val="1"/>
+    </w:lvlOverride>
+  </w:num>
+  <w:num w:numId="72">
+    <w:abstractNumId w:val="9"/>
+    <w:lvlOverride w:ilvl="0">
+      <w:startOverride w:val="1"/>
+    </w:lvlOverride>
+  </w:num>
+  <w:num w:numId="73">
+    <w:abstractNumId w:val="9"/>
+    <w:lvlOverride w:ilvl="0">
+      <w:startOverride w:val="1"/>
+    </w:lvlOverride>
+  </w:num>
+  <w:num w:numId="74">
+    <w:abstractNumId w:val="9"/>
+    <w:lvlOverride w:ilvl="0">
+      <w:startOverride w:val="1"/>
+    </w:lvlOverride>
+  </w:num>
+  <w:num w:numId="75">
+    <w:abstractNumId w:val="9"/>
+    <w:lvlOverride w:ilvl="0">
+      <w:startOverride w:val="1"/>
+    </w:lvlOverride>
+  </w:num>
+  <w:num w:numId="76">
+    <w:abstractNumId w:val="9"/>
+    <w:lvlOverride w:ilvl="0">
+      <w:startOverride w:val="1"/>
+    </w:lvlOverride>
+  </w:num>
+  <w:num w:numId="77">
+    <w:abstractNumId w:val="9"/>
+    <w:lvlOverride w:ilvl="0">
+      <w:startOverride w:val="1"/>
+    </w:lvlOverride>
+  </w:num>
+  <w:num w:numId="78">
+    <w:abstractNumId w:val="9"/>
+    <w:lvlOverride w:ilvl="0">
+      <w:startOverride w:val="1"/>
+    </w:lvlOverride>
+  </w:num>
+  <w:num w:numId="79">
+    <w:abstractNumId w:val="9"/>
+    <w:lvlOverride w:ilvl="0">
+      <w:startOverride w:val="1"/>
+    </w:lvlOverride>
+  </w:num>
+  <w:num w:numId="80">
+    <w:abstractNumId w:val="9"/>
+    <w:lvlOverride w:ilvl="0">
+      <w:startOverride w:val="1"/>
+    </w:lvlOverride>
+  </w:num>
+  <w:num w:numId="81">
+    <w:abstractNumId w:val="9"/>
+    <w:lvlOverride w:ilvl="0">
+      <w:startOverride w:val="1"/>
+    </w:lvlOverride>
   </w:num>
 </w:numbering>
 </file>

--- a/downloads/Den Guide - Webelos.docx
+++ b/downloads/Den Guide - Webelos.docx
@@ -372,6 +372,542 @@
     <w:p>
       <w:r>
         <w:br w:type="page"/>
+      </w:r>
+    </w:p>
+    <w:p>
+      <w:pPr>
+        <w:spacing w:before="280" w:after="80"/>
+      </w:pPr>
+      <w:r>
+        <w:rPr>
+          <w:b/>
+          <w:color w:val="1D4E89"/>
+          <w:sz w:val="28"/>
+        </w:rPr>
+        <w:t>August 2026: Bobcat Kickoff</w:t>
+      </w:r>
+    </w:p>
+    <w:p>
+      <w:r>
+        <w:rPr>
+          <w:i/>
+        </w:rPr>
+        <w:t>August is a partial startup month: the Welcome Back Party (Aug 13) and New Scout Night (Aug 20) kick off the year, and the first den meeting (Aug 27) starts Bobcat. Meet everyone, set up how the den runs, and get a first taste of the Scout Oath, Law, and sign. Bobcat is finished in September, so Scouts who join in early fall still catch up.</w:t>
+      </w:r>
+    </w:p>
+    <w:tbl>
+      <w:tblPr>
+        <w:tblStyle w:val="LightGrid-Accent1"/>
+        <w:tblW w:type="auto" w:w="0"/>
+        <w:tblLook w:firstColumn="1" w:firstRow="1" w:lastColumn="0" w:lastRow="0" w:noHBand="0" w:noVBand="1" w:val="04A0"/>
+      </w:tblPr>
+      <w:tblGrid>
+        <w:gridCol w:w="3360"/>
+        <w:gridCol w:w="3360"/>
+        <w:gridCol w:w="3360"/>
+      </w:tblGrid>
+      <w:tr>
+        <w:tc>
+          <w:tcPr>
+            <w:tcW w:type="dxa" w:w="3360"/>
+          </w:tcPr>
+          <w:p>
+            <w:r>
+              <w:rPr>
+                <w:sz w:val="17"/>
+              </w:rPr>
+              <w:t>Aligned Den Meeting</w:t>
+              <w:br/>
+              <w:t>Thu Aug 27</w:t>
+            </w:r>
+          </w:p>
+        </w:tc>
+        <w:tc>
+          <w:tcPr>
+            <w:tcW w:type="dxa" w:w="3360"/>
+          </w:tcPr>
+          <w:p>
+            <w:r>
+              <w:rPr>
+                <w:sz w:val="17"/>
+              </w:rPr>
+              <w:t>New Scout Night</w:t>
+              <w:br/>
+              <w:t>Thu Aug 20</w:t>
+            </w:r>
+          </w:p>
+        </w:tc>
+        <w:tc>
+          <w:tcPr>
+            <w:tcW w:type="dxa" w:w="3360"/>
+          </w:tcPr>
+          <w:p>
+            <w:r>
+              <w:rPr>
+                <w:sz w:val="17"/>
+              </w:rPr>
+              <w:t>Pack Meeting</w:t>
+              <w:br/>
+              <w:t>Thu Aug 13</w:t>
+            </w:r>
+          </w:p>
+        </w:tc>
+      </w:tr>
+    </w:tbl>
+    <w:p/>
+    <w:p>
+      <w:r>
+        <w:rPr>
+          <w:b/>
+        </w:rPr>
+        <w:t>Family / at-home requirements this month:</w:t>
+      </w:r>
+    </w:p>
+    <w:p>
+      <w:pPr>
+        <w:pStyle w:val="ListBullet"/>
+      </w:pPr>
+      <w:r>
+        <w:t>Pick up the family welcome packet and the pack calendar at the Aug 13 Welcome Back Party.</w:t>
+      </w:r>
+    </w:p>
+    <w:p>
+      <w:pPr>
+        <w:pStyle w:val="ListBullet"/>
+      </w:pPr>
+      <w:r>
+        <w:t>Bobcat starts now and is completed in September - new families who join at New Scout Night (Aug 20) jump in then.</w:t>
+      </w:r>
+    </w:p>
+    <w:p>
+      <w:pPr>
+        <w:spacing w:before="200" w:after="80"/>
+      </w:pPr>
+      <w:r>
+        <w:rPr>
+          <w:b/>
+          <w:color w:val="1D4E89"/>
+          <w:sz w:val="25"/>
+        </w:rPr>
+        <w:t>Thu Aug 27  —  Meet Your Den &amp; Start Bobcat</w:t>
+      </w:r>
+    </w:p>
+    <w:p>
+      <w:pPr>
+        <w:spacing w:after="40"/>
+      </w:pPr>
+      <w:r>
+        <w:rPr>
+          <w:b/>
+        </w:rPr>
+        <w:t xml:space="preserve">Focus: </w:t>
+      </w:r>
+      <w:r>
+        <w:t>Get to know your den, set up how meetings run, and get a first look at the Scout Oath, Scout Law, and Cub Scout sign.</w:t>
+      </w:r>
+    </w:p>
+    <w:p>
+      <w:pPr>
+        <w:spacing w:after="40"/>
+      </w:pPr>
+      <w:r>
+        <w:rPr>
+          <w:b/>
+        </w:rPr>
+        <w:t>Requirements completed tonight:</w:t>
+      </w:r>
+    </w:p>
+    <w:p>
+      <w:pPr>
+        <w:pStyle w:val="ListBullet"/>
+      </w:pPr>
+      <w:r>
+        <w:t>Bobcat (start): Get to know the members of your den.</w:t>
+      </w:r>
+    </w:p>
+    <w:p>
+      <w:pPr>
+        <w:pStyle w:val="ListBullet"/>
+      </w:pPr>
+      <w:r>
+        <w:t>Bobcat (start): First look at the Scout Oath, Scout Law, and Cub Scout sign - completed in September.</w:t>
+      </w:r>
+    </w:p>
+    <w:p>
+      <w:pPr>
+        <w:spacing w:after="40"/>
+      </w:pPr>
+      <w:r>
+        <w:rPr>
+          <w:b/>
+        </w:rPr>
+        <w:t>Materials to bring:</w:t>
+      </w:r>
+    </w:p>
+    <w:p>
+      <w:r>
+        <w:t>poster board, markers, tape, printable Scout Oath / Scout Law / Sign cards</w:t>
+      </w:r>
+    </w:p>
+    <w:p>
+      <w:pPr>
+        <w:spacing w:after="20"/>
+      </w:pPr>
+      <w:r>
+        <w:rPr>
+          <w:b/>
+        </w:rPr>
+        <w:t>Gathering — Name Game Mixer</w:t>
+      </w:r>
+    </w:p>
+    <w:p>
+      <w:pPr>
+        <w:spacing w:after="20"/>
+        <w:numPr>
+          <w:ilvl w:val="0"/>
+          <w:numId w:val="11"/>
+        </w:numPr>
+      </w:pPr>
+      <w:r>
+        <w:t>As Scouts arrive, play a quick name game (name + favorite animal, or toss-a-ball name catch).</w:t>
+      </w:r>
+    </w:p>
+    <w:p>
+      <w:pPr>
+        <w:spacing w:after="20"/>
+        <w:numPr>
+          <w:ilvl w:val="0"/>
+          <w:numId w:val="11"/>
+        </w:numPr>
+      </w:pPr>
+      <w:r>
+        <w:t>Den Chief learns and uses every Scout's name right away.</w:t>
+      </w:r>
+    </w:p>
+    <w:p>
+      <w:pPr>
+        <w:spacing w:after="20"/>
+        <w:numPr>
+          <w:ilvl w:val="0"/>
+          <w:numId w:val="11"/>
+        </w:numPr>
+      </w:pPr>
+      <w:r>
+        <w:t>New Scouts and returning Scouts pair up so no one stands alone.</w:t>
+      </w:r>
+    </w:p>
+    <w:p>
+      <w:pPr>
+        <w:spacing w:after="20"/>
+      </w:pPr>
+      <w:r>
+        <w:rPr>
+          <w:b/>
+        </w:rPr>
+        <w:t>Opening — Opening Ceremony</w:t>
+      </w:r>
+    </w:p>
+    <w:p>
+      <w:pPr>
+        <w:spacing w:after="20"/>
+        <w:numPr>
+          <w:ilvl w:val="0"/>
+          <w:numId w:val="12"/>
+        </w:numPr>
+      </w:pPr>
+      <w:r>
+        <w:t>Form up in a horseshoe or circle. Ask a Scout to lead the Pledge of Allegiance to the flag.</w:t>
+      </w:r>
+    </w:p>
+    <w:p>
+      <w:pPr>
+        <w:spacing w:after="20"/>
+        <w:numPr>
+          <w:ilvl w:val="0"/>
+          <w:numId w:val="12"/>
+        </w:numPr>
+      </w:pPr>
+      <w:r>
+        <w:t>Everyone gives the Cub Scout sign and recites the Scout Oath together.</w:t>
+      </w:r>
+    </w:p>
+    <w:p>
+      <w:pPr>
+        <w:spacing w:after="20"/>
+        <w:numPr>
+          <w:ilvl w:val="0"/>
+          <w:numId w:val="12"/>
+        </w:numPr>
+      </w:pPr>
+      <w:r>
+        <w:t>Recite the Scout Law together. Younger dens may say it line-by-line after the Den Chief.</w:t>
+      </w:r>
+    </w:p>
+    <w:p>
+      <w:pPr>
+        <w:spacing w:after="20"/>
+      </w:pPr>
+      <w:r>
+        <w:rPr>
+          <w:b/>
+        </w:rPr>
+        <w:t>Activity — Welcome Circle</w:t>
+      </w:r>
+    </w:p>
+    <w:p>
+      <w:pPr>
+        <w:spacing w:after="20"/>
+        <w:numPr>
+          <w:ilvl w:val="0"/>
+          <w:numId w:val="13"/>
+        </w:numPr>
+      </w:pPr>
+      <w:r>
+        <w:t>Everyone shares their name, grade, and one thing they hope to do in Scouts this year.</w:t>
+      </w:r>
+    </w:p>
+    <w:p>
+      <w:pPr>
+        <w:spacing w:after="20"/>
+        <w:numPr>
+          <w:ilvl w:val="0"/>
+          <w:numId w:val="13"/>
+        </w:numPr>
+      </w:pPr>
+      <w:r>
+        <w:t>Den Chief and leader introduce themselves and how the year works.</w:t>
+      </w:r>
+    </w:p>
+    <w:p>
+      <w:pPr>
+        <w:spacing w:after="20"/>
+        <w:numPr>
+          <w:ilvl w:val="0"/>
+          <w:numId w:val="13"/>
+        </w:numPr>
+      </w:pPr>
+      <w:r>
+        <w:t>Celebrate that this is the start of a fun year together.</w:t>
+      </w:r>
+    </w:p>
+    <w:p>
+      <w:pPr>
+        <w:spacing w:after="20"/>
+      </w:pPr>
+      <w:r>
+        <w:rPr>
+          <w:b/>
+        </w:rPr>
+        <w:t>Activity — Set Up Our Den</w:t>
+      </w:r>
+    </w:p>
+    <w:p>
+      <w:pPr>
+        <w:spacing w:after="20"/>
+        <w:numPr>
+          <w:ilvl w:val="0"/>
+          <w:numId w:val="14"/>
+        </w:numPr>
+      </w:pPr>
+      <w:r>
+        <w:t>Talk about how meetings work: gathering game, opening, activity, closing.</w:t>
+      </w:r>
+    </w:p>
+    <w:p>
+      <w:pPr>
+        <w:spacing w:after="20"/>
+        <w:numPr>
+          <w:ilvl w:val="0"/>
+          <w:numId w:val="14"/>
+        </w:numPr>
+      </w:pPr>
+      <w:r>
+        <w:t>As a den, make a simple Den Code of Conduct (be kind, listen, do your best); everyone adds a handprint or signature.</w:t>
+      </w:r>
+    </w:p>
+    <w:p>
+      <w:pPr>
+        <w:spacing w:after="20"/>
+        <w:numPr>
+          <w:ilvl w:val="0"/>
+          <w:numId w:val="14"/>
+        </w:numPr>
+      </w:pPr>
+      <w:r>
+        <w:t>Pick where the den banner/code will hang each week.</w:t>
+      </w:r>
+    </w:p>
+    <w:p>
+      <w:pPr>
+        <w:spacing w:after="40"/>
+      </w:pPr>
+      <w:r>
+        <w:rPr>
+          <w:i/>
+          <w:sz w:val="18"/>
+        </w:rPr>
+        <w:t>Needs: poster board, markers, tape</w:t>
+      </w:r>
+    </w:p>
+    <w:p>
+      <w:pPr>
+        <w:spacing w:after="20"/>
+      </w:pPr>
+      <w:r>
+        <w:rPr>
+          <w:b/>
+        </w:rPr>
+        <w:t>Activity — First Look: Oath, Law &amp; Sign</w:t>
+      </w:r>
+    </w:p>
+    <w:p>
+      <w:pPr>
+        <w:spacing w:after="20"/>
+        <w:numPr>
+          <w:ilvl w:val="0"/>
+          <w:numId w:val="15"/>
+        </w:numPr>
+      </w:pPr>
+      <w:r>
+        <w:t>Show the Cub Scout sign (two fingers up) and practice it together.</w:t>
+      </w:r>
+    </w:p>
+    <w:p>
+      <w:pPr>
+        <w:spacing w:after="20"/>
+        <w:numPr>
+          <w:ilvl w:val="0"/>
+          <w:numId w:val="15"/>
+        </w:numPr>
+      </w:pPr>
+      <w:r>
+        <w:t>Read the Scout Oath and Scout Law aloud; Scouts repeat a line at a time.</w:t>
+      </w:r>
+    </w:p>
+    <w:p>
+      <w:pPr>
+        <w:spacing w:after="20"/>
+        <w:numPr>
+          <w:ilvl w:val="0"/>
+          <w:numId w:val="15"/>
+        </w:numPr>
+      </w:pPr>
+      <w:r>
+        <w:t>Hand out or display the printable Oath, Law, and Sign cards to take home and practice.</w:t>
+      </w:r>
+    </w:p>
+    <w:p>
+      <w:pPr>
+        <w:spacing w:after="40"/>
+      </w:pPr>
+      <w:r>
+        <w:rPr>
+          <w:i/>
+          <w:sz w:val="18"/>
+        </w:rPr>
+        <w:t>Needs: printable Scout Oath / Scout Law / Sign cards</w:t>
+      </w:r>
+    </w:p>
+    <w:p>
+      <w:pPr>
+        <w:spacing w:after="20"/>
+      </w:pPr>
+      <w:r>
+        <w:rPr>
+          <w:b/>
+        </w:rPr>
+        <w:t>Closing — Closing Ceremony - the Living Circle</w:t>
+      </w:r>
+    </w:p>
+    <w:p>
+      <w:pPr>
+        <w:spacing w:after="20"/>
+        <w:numPr>
+          <w:ilvl w:val="0"/>
+          <w:numId w:val="16"/>
+        </w:numPr>
+      </w:pPr>
+      <w:r>
+        <w:t>Form a circle. Everyone puts their left hand toward the center, little fingers linked to the next Scout.</w:t>
+      </w:r>
+    </w:p>
+    <w:p>
+      <w:pPr>
+        <w:spacing w:after="20"/>
+        <w:numPr>
+          <w:ilvl w:val="0"/>
+          <w:numId w:val="16"/>
+        </w:numPr>
+      </w:pPr>
+      <w:r>
+        <w:t>Den Chief shares a 1-sentence thought tied to tonight (e.g., 'Tonight we practiced being Helpful.').</w:t>
+      </w:r>
+    </w:p>
+    <w:p>
+      <w:pPr>
+        <w:spacing w:after="20"/>
+        <w:numPr>
+          <w:ilvl w:val="0"/>
+          <w:numId w:val="16"/>
+        </w:numPr>
+      </w:pPr>
+      <w:r>
+        <w:t>On the Den Chief's signal, everyone raises the circle and gives a quiet 'Do Your Best!' Dismiss.</w:t>
+      </w:r>
+    </w:p>
+    <w:p>
+      <w:pPr>
+        <w:spacing w:after="40"/>
+      </w:pPr>
+      <w:r>
+        <w:rPr>
+          <w:b/>
+        </w:rPr>
+        <w:t>Send home / follow-up:</w:t>
+      </w:r>
+    </w:p>
+    <w:p>
+      <w:pPr>
+        <w:pStyle w:val="ListBullet"/>
+      </w:pPr>
+      <w:r>
+        <w:t>Practice the Cub Scout sign and the Scout Oath and Law at home using the printable cards.</w:t>
+      </w:r>
+    </w:p>
+    <w:p>
+      <w:pPr>
+        <w:pStyle w:val="ListBullet"/>
+      </w:pPr>
+      <w:r>
+        <w:t>Watch for the weekly meeting reminder and mark the pack calendar.</w:t>
+      </w:r>
+    </w:p>
+    <w:p>
+      <w:pPr>
+        <w:spacing w:after="120"/>
+      </w:pPr>
+      <w:r>
+        <w:rPr>
+          <w:b/>
+        </w:rPr>
+        <w:t xml:space="preserve">Den Chief tip: </w:t>
+      </w:r>
+      <w:r>
+        <w:t>Keep it warm and easy - August is a soft start and families are still joining. The goal tonight is belonging and excitement, not finishing requirements. Bobcat gets completed in September.</w:t>
+      </w:r>
+    </w:p>
+    <w:p>
+      <w:pPr>
+        <w:spacing w:after="160"/>
+      </w:pPr>
+      <w:r>
+        <w:rPr>
+          <w:b/>
+        </w:rPr>
+        <w:t xml:space="preserve">Flex week idea: </w:t>
+      </w:r>
+      <w:r>
+        <w:t>Aug 13 Welcome Back Party and Aug 20 New Scout Night are pack-run. Use them to recruit, hand out calendars, and welcome new families before the Aug 27 den kickoff.</w:t>
       </w:r>
     </w:p>
     <w:p>
@@ -581,7 +1117,7 @@
         <w:spacing w:after="20"/>
         <w:numPr>
           <w:ilvl w:val="0"/>
-          <w:numId w:val="11"/>
+          <w:numId w:val="17"/>
         </w:numPr>
       </w:pPr>
       <w:r>
@@ -593,7 +1129,7 @@
         <w:spacing w:after="20"/>
         <w:numPr>
           <w:ilvl w:val="0"/>
-          <w:numId w:val="11"/>
+          <w:numId w:val="17"/>
         </w:numPr>
       </w:pPr>
       <w:r>
@@ -616,7 +1152,7 @@
         <w:spacing w:after="20"/>
         <w:numPr>
           <w:ilvl w:val="0"/>
-          <w:numId w:val="12"/>
+          <w:numId w:val="18"/>
         </w:numPr>
       </w:pPr>
       <w:r>
@@ -628,7 +1164,7 @@
         <w:spacing w:after="20"/>
         <w:numPr>
           <w:ilvl w:val="0"/>
-          <w:numId w:val="12"/>
+          <w:numId w:val="18"/>
         </w:numPr>
       </w:pPr>
       <w:r>
@@ -640,7 +1176,7 @@
         <w:spacing w:after="20"/>
         <w:numPr>
           <w:ilvl w:val="0"/>
-          <w:numId w:val="12"/>
+          <w:numId w:val="18"/>
         </w:numPr>
       </w:pPr>
       <w:r>
@@ -663,7 +1199,7 @@
         <w:spacing w:after="20"/>
         <w:numPr>
           <w:ilvl w:val="0"/>
-          <w:numId w:val="13"/>
+          <w:numId w:val="19"/>
         </w:numPr>
       </w:pPr>
       <w:r>
@@ -675,7 +1211,7 @@
         <w:spacing w:after="20"/>
         <w:numPr>
           <w:ilvl w:val="0"/>
-          <w:numId w:val="13"/>
+          <w:numId w:val="19"/>
         </w:numPr>
       </w:pPr>
       <w:r>
@@ -687,7 +1223,7 @@
         <w:spacing w:after="20"/>
         <w:numPr>
           <w:ilvl w:val="0"/>
-          <w:numId w:val="13"/>
+          <w:numId w:val="19"/>
         </w:numPr>
       </w:pPr>
       <w:r>
@@ -722,7 +1258,7 @@
         <w:spacing w:after="20"/>
         <w:numPr>
           <w:ilvl w:val="0"/>
-          <w:numId w:val="14"/>
+          <w:numId w:val="20"/>
         </w:numPr>
       </w:pPr>
       <w:r>
@@ -734,7 +1270,7 @@
         <w:spacing w:after="20"/>
         <w:numPr>
           <w:ilvl w:val="0"/>
-          <w:numId w:val="14"/>
+          <w:numId w:val="20"/>
         </w:numPr>
       </w:pPr>
       <w:r>
@@ -746,7 +1282,7 @@
         <w:spacing w:after="20"/>
         <w:numPr>
           <w:ilvl w:val="0"/>
-          <w:numId w:val="14"/>
+          <w:numId w:val="20"/>
         </w:numPr>
       </w:pPr>
       <w:r>
@@ -781,7 +1317,7 @@
         <w:spacing w:after="20"/>
         <w:numPr>
           <w:ilvl w:val="0"/>
-          <w:numId w:val="15"/>
+          <w:numId w:val="21"/>
         </w:numPr>
       </w:pPr>
       <w:r>
@@ -793,7 +1329,7 @@
         <w:spacing w:after="20"/>
         <w:numPr>
           <w:ilvl w:val="0"/>
-          <w:numId w:val="15"/>
+          <w:numId w:val="21"/>
         </w:numPr>
       </w:pPr>
       <w:r>
@@ -805,7 +1341,7 @@
         <w:spacing w:after="20"/>
         <w:numPr>
           <w:ilvl w:val="0"/>
-          <w:numId w:val="15"/>
+          <w:numId w:val="21"/>
         </w:numPr>
       </w:pPr>
       <w:r>
@@ -947,7 +1483,7 @@
         <w:spacing w:after="20"/>
         <w:numPr>
           <w:ilvl w:val="0"/>
-          <w:numId w:val="16"/>
+          <w:numId w:val="22"/>
         </w:numPr>
       </w:pPr>
       <w:r>
@@ -959,7 +1495,7 @@
         <w:spacing w:after="20"/>
         <w:numPr>
           <w:ilvl w:val="0"/>
-          <w:numId w:val="16"/>
+          <w:numId w:val="22"/>
         </w:numPr>
       </w:pPr>
       <w:r>
@@ -982,7 +1518,7 @@
         <w:spacing w:after="20"/>
         <w:numPr>
           <w:ilvl w:val="0"/>
-          <w:numId w:val="17"/>
+          <w:numId w:val="23"/>
         </w:numPr>
       </w:pPr>
       <w:r>
@@ -994,7 +1530,7 @@
         <w:spacing w:after="20"/>
         <w:numPr>
           <w:ilvl w:val="0"/>
-          <w:numId w:val="17"/>
+          <w:numId w:val="23"/>
         </w:numPr>
       </w:pPr>
       <w:r>
@@ -1006,7 +1542,7 @@
         <w:spacing w:after="20"/>
         <w:numPr>
           <w:ilvl w:val="0"/>
-          <w:numId w:val="17"/>
+          <w:numId w:val="23"/>
         </w:numPr>
       </w:pPr>
       <w:r>
@@ -1029,7 +1565,7 @@
         <w:spacing w:after="20"/>
         <w:numPr>
           <w:ilvl w:val="0"/>
-          <w:numId w:val="18"/>
+          <w:numId w:val="24"/>
         </w:numPr>
       </w:pPr>
       <w:r>
@@ -1041,7 +1577,7 @@
         <w:spacing w:after="20"/>
         <w:numPr>
           <w:ilvl w:val="0"/>
-          <w:numId w:val="18"/>
+          <w:numId w:val="24"/>
         </w:numPr>
       </w:pPr>
       <w:r>
@@ -1053,7 +1589,7 @@
         <w:spacing w:after="20"/>
         <w:numPr>
           <w:ilvl w:val="0"/>
-          <w:numId w:val="18"/>
+          <w:numId w:val="24"/>
         </w:numPr>
       </w:pPr>
       <w:r>
@@ -1088,7 +1624,7 @@
         <w:spacing w:after="20"/>
         <w:numPr>
           <w:ilvl w:val="0"/>
-          <w:numId w:val="19"/>
+          <w:numId w:val="25"/>
         </w:numPr>
       </w:pPr>
       <w:r>
@@ -1100,7 +1636,7 @@
         <w:spacing w:after="20"/>
         <w:numPr>
           <w:ilvl w:val="0"/>
-          <w:numId w:val="19"/>
+          <w:numId w:val="25"/>
         </w:numPr>
       </w:pPr>
       <w:r>
@@ -1112,7 +1648,7 @@
         <w:spacing w:after="20"/>
         <w:numPr>
           <w:ilvl w:val="0"/>
-          <w:numId w:val="19"/>
+          <w:numId w:val="25"/>
         </w:numPr>
       </w:pPr>
       <w:r>
@@ -1147,7 +1683,7 @@
         <w:spacing w:after="20"/>
         <w:numPr>
           <w:ilvl w:val="0"/>
-          <w:numId w:val="20"/>
+          <w:numId w:val="26"/>
         </w:numPr>
       </w:pPr>
       <w:r>
@@ -1159,7 +1695,7 @@
         <w:spacing w:after="20"/>
         <w:numPr>
           <w:ilvl w:val="0"/>
-          <w:numId w:val="20"/>
+          <w:numId w:val="26"/>
         </w:numPr>
       </w:pPr>
       <w:r>
@@ -1171,7 +1707,7 @@
         <w:spacing w:after="20"/>
         <w:numPr>
           <w:ilvl w:val="0"/>
-          <w:numId w:val="20"/>
+          <w:numId w:val="26"/>
         </w:numPr>
       </w:pPr>
       <w:r>
@@ -1448,7 +1984,7 @@
         <w:spacing w:after="20"/>
         <w:numPr>
           <w:ilvl w:val="0"/>
-          <w:numId w:val="21"/>
+          <w:numId w:val="27"/>
         </w:numPr>
       </w:pPr>
       <w:r>
@@ -1460,7 +1996,7 @@
         <w:spacing w:after="20"/>
         <w:numPr>
           <w:ilvl w:val="0"/>
-          <w:numId w:val="21"/>
+          <w:numId w:val="27"/>
         </w:numPr>
       </w:pPr>
       <w:r>
@@ -1483,7 +2019,7 @@
         <w:spacing w:after="20"/>
         <w:numPr>
           <w:ilvl w:val="0"/>
-          <w:numId w:val="22"/>
+          <w:numId w:val="28"/>
         </w:numPr>
       </w:pPr>
       <w:r>
@@ -1495,7 +2031,7 @@
         <w:spacing w:after="20"/>
         <w:numPr>
           <w:ilvl w:val="0"/>
-          <w:numId w:val="22"/>
+          <w:numId w:val="28"/>
         </w:numPr>
       </w:pPr>
       <w:r>
@@ -1507,7 +2043,7 @@
         <w:spacing w:after="20"/>
         <w:numPr>
           <w:ilvl w:val="0"/>
-          <w:numId w:val="22"/>
+          <w:numId w:val="28"/>
         </w:numPr>
       </w:pPr>
       <w:r>
@@ -1530,7 +2066,7 @@
         <w:spacing w:after="20"/>
         <w:numPr>
           <w:ilvl w:val="0"/>
-          <w:numId w:val="23"/>
+          <w:numId w:val="29"/>
         </w:numPr>
       </w:pPr>
       <w:r>
@@ -1542,7 +2078,7 @@
         <w:spacing w:after="20"/>
         <w:numPr>
           <w:ilvl w:val="0"/>
-          <w:numId w:val="23"/>
+          <w:numId w:val="29"/>
         </w:numPr>
       </w:pPr>
       <w:r>
@@ -1554,7 +2090,7 @@
         <w:spacing w:after="20"/>
         <w:numPr>
           <w:ilvl w:val="0"/>
-          <w:numId w:val="23"/>
+          <w:numId w:val="29"/>
         </w:numPr>
       </w:pPr>
       <w:r>
@@ -1589,7 +2125,7 @@
         <w:spacing w:after="20"/>
         <w:numPr>
           <w:ilvl w:val="0"/>
-          <w:numId w:val="24"/>
+          <w:numId w:val="30"/>
         </w:numPr>
       </w:pPr>
       <w:r>
@@ -1601,7 +2137,7 @@
         <w:spacing w:after="20"/>
         <w:numPr>
           <w:ilvl w:val="0"/>
-          <w:numId w:val="24"/>
+          <w:numId w:val="30"/>
         </w:numPr>
       </w:pPr>
       <w:r>
@@ -1613,7 +2149,7 @@
         <w:spacing w:after="20"/>
         <w:numPr>
           <w:ilvl w:val="0"/>
-          <w:numId w:val="24"/>
+          <w:numId w:val="30"/>
         </w:numPr>
       </w:pPr>
       <w:r>
@@ -1648,7 +2184,7 @@
         <w:spacing w:after="20"/>
         <w:numPr>
           <w:ilvl w:val="0"/>
-          <w:numId w:val="25"/>
+          <w:numId w:val="31"/>
         </w:numPr>
       </w:pPr>
       <w:r>
@@ -1660,7 +2196,7 @@
         <w:spacing w:after="20"/>
         <w:numPr>
           <w:ilvl w:val="0"/>
-          <w:numId w:val="25"/>
+          <w:numId w:val="31"/>
         </w:numPr>
       </w:pPr>
       <w:r>
@@ -1672,7 +2208,7 @@
         <w:spacing w:after="20"/>
         <w:numPr>
           <w:ilvl w:val="0"/>
-          <w:numId w:val="25"/>
+          <w:numId w:val="31"/>
         </w:numPr>
       </w:pPr>
       <w:r>
@@ -1798,7 +2334,7 @@
         <w:spacing w:after="20"/>
         <w:numPr>
           <w:ilvl w:val="0"/>
-          <w:numId w:val="26"/>
+          <w:numId w:val="32"/>
         </w:numPr>
       </w:pPr>
       <w:r>
@@ -1810,7 +2346,7 @@
         <w:spacing w:after="20"/>
         <w:numPr>
           <w:ilvl w:val="0"/>
-          <w:numId w:val="26"/>
+          <w:numId w:val="32"/>
         </w:numPr>
       </w:pPr>
       <w:r>
@@ -1833,7 +2369,7 @@
         <w:spacing w:after="20"/>
         <w:numPr>
           <w:ilvl w:val="0"/>
-          <w:numId w:val="27"/>
+          <w:numId w:val="33"/>
         </w:numPr>
       </w:pPr>
       <w:r>
@@ -1845,7 +2381,7 @@
         <w:spacing w:after="20"/>
         <w:numPr>
           <w:ilvl w:val="0"/>
-          <w:numId w:val="27"/>
+          <w:numId w:val="33"/>
         </w:numPr>
       </w:pPr>
       <w:r>
@@ -1857,7 +2393,7 @@
         <w:spacing w:after="20"/>
         <w:numPr>
           <w:ilvl w:val="0"/>
-          <w:numId w:val="27"/>
+          <w:numId w:val="33"/>
         </w:numPr>
       </w:pPr>
       <w:r>
@@ -1880,7 +2416,7 @@
         <w:spacing w:after="20"/>
         <w:numPr>
           <w:ilvl w:val="0"/>
-          <w:numId w:val="28"/>
+          <w:numId w:val="34"/>
         </w:numPr>
       </w:pPr>
       <w:r>
@@ -1892,7 +2428,7 @@
         <w:spacing w:after="20"/>
         <w:numPr>
           <w:ilvl w:val="0"/>
-          <w:numId w:val="28"/>
+          <w:numId w:val="34"/>
         </w:numPr>
       </w:pPr>
       <w:r>
@@ -1904,7 +2440,7 @@
         <w:spacing w:after="20"/>
         <w:numPr>
           <w:ilvl w:val="0"/>
-          <w:numId w:val="28"/>
+          <w:numId w:val="34"/>
         </w:numPr>
       </w:pPr>
       <w:r>
@@ -1939,7 +2475,7 @@
         <w:spacing w:after="20"/>
         <w:numPr>
           <w:ilvl w:val="0"/>
-          <w:numId w:val="29"/>
+          <w:numId w:val="35"/>
         </w:numPr>
       </w:pPr>
       <w:r>
@@ -1951,7 +2487,7 @@
         <w:spacing w:after="20"/>
         <w:numPr>
           <w:ilvl w:val="0"/>
-          <w:numId w:val="29"/>
+          <w:numId w:val="35"/>
         </w:numPr>
       </w:pPr>
       <w:r>
@@ -1963,7 +2499,7 @@
         <w:spacing w:after="20"/>
         <w:numPr>
           <w:ilvl w:val="0"/>
-          <w:numId w:val="29"/>
+          <w:numId w:val="35"/>
         </w:numPr>
       </w:pPr>
       <w:r>
@@ -1998,7 +2534,7 @@
         <w:spacing w:after="20"/>
         <w:numPr>
           <w:ilvl w:val="0"/>
-          <w:numId w:val="30"/>
+          <w:numId w:val="36"/>
         </w:numPr>
       </w:pPr>
       <w:r>
@@ -2010,7 +2546,7 @@
         <w:spacing w:after="20"/>
         <w:numPr>
           <w:ilvl w:val="0"/>
-          <w:numId w:val="30"/>
+          <w:numId w:val="36"/>
         </w:numPr>
       </w:pPr>
       <w:r>
@@ -2022,7 +2558,7 @@
         <w:spacing w:after="20"/>
         <w:numPr>
           <w:ilvl w:val="0"/>
-          <w:numId w:val="30"/>
+          <w:numId w:val="36"/>
         </w:numPr>
       </w:pPr>
       <w:r>
@@ -2251,7 +2787,7 @@
         <w:spacing w:after="20"/>
         <w:numPr>
           <w:ilvl w:val="0"/>
-          <w:numId w:val="31"/>
+          <w:numId w:val="37"/>
         </w:numPr>
       </w:pPr>
       <w:r>
@@ -2263,7 +2799,7 @@
         <w:spacing w:after="20"/>
         <w:numPr>
           <w:ilvl w:val="0"/>
-          <w:numId w:val="31"/>
+          <w:numId w:val="37"/>
         </w:numPr>
       </w:pPr>
       <w:r>
@@ -2286,7 +2822,7 @@
         <w:spacing w:after="20"/>
         <w:numPr>
           <w:ilvl w:val="0"/>
-          <w:numId w:val="32"/>
+          <w:numId w:val="38"/>
         </w:numPr>
       </w:pPr>
       <w:r>
@@ -2298,7 +2834,7 @@
         <w:spacing w:after="20"/>
         <w:numPr>
           <w:ilvl w:val="0"/>
-          <w:numId w:val="32"/>
+          <w:numId w:val="38"/>
         </w:numPr>
       </w:pPr>
       <w:r>
@@ -2310,7 +2846,7 @@
         <w:spacing w:after="20"/>
         <w:numPr>
           <w:ilvl w:val="0"/>
-          <w:numId w:val="32"/>
+          <w:numId w:val="38"/>
         </w:numPr>
       </w:pPr>
       <w:r>
@@ -2333,7 +2869,7 @@
         <w:spacing w:after="20"/>
         <w:numPr>
           <w:ilvl w:val="0"/>
-          <w:numId w:val="33"/>
+          <w:numId w:val="39"/>
         </w:numPr>
       </w:pPr>
       <w:r>
@@ -2345,7 +2881,7 @@
         <w:spacing w:after="20"/>
         <w:numPr>
           <w:ilvl w:val="0"/>
-          <w:numId w:val="33"/>
+          <w:numId w:val="39"/>
         </w:numPr>
       </w:pPr>
       <w:r>
@@ -2357,7 +2893,7 @@
         <w:spacing w:after="20"/>
         <w:numPr>
           <w:ilvl w:val="0"/>
-          <w:numId w:val="33"/>
+          <w:numId w:val="39"/>
         </w:numPr>
       </w:pPr>
       <w:r>
@@ -2392,7 +2928,7 @@
         <w:spacing w:after="20"/>
         <w:numPr>
           <w:ilvl w:val="0"/>
-          <w:numId w:val="34"/>
+          <w:numId w:val="40"/>
         </w:numPr>
       </w:pPr>
       <w:r>
@@ -2404,7 +2940,7 @@
         <w:spacing w:after="20"/>
         <w:numPr>
           <w:ilvl w:val="0"/>
-          <w:numId w:val="34"/>
+          <w:numId w:val="40"/>
         </w:numPr>
       </w:pPr>
       <w:r>
@@ -2416,7 +2952,7 @@
         <w:spacing w:after="20"/>
         <w:numPr>
           <w:ilvl w:val="0"/>
-          <w:numId w:val="34"/>
+          <w:numId w:val="40"/>
         </w:numPr>
       </w:pPr>
       <w:r>
@@ -2451,7 +2987,7 @@
         <w:spacing w:after="20"/>
         <w:numPr>
           <w:ilvl w:val="0"/>
-          <w:numId w:val="35"/>
+          <w:numId w:val="41"/>
         </w:numPr>
       </w:pPr>
       <w:r>
@@ -2463,7 +2999,7 @@
         <w:spacing w:after="20"/>
         <w:numPr>
           <w:ilvl w:val="0"/>
-          <w:numId w:val="35"/>
+          <w:numId w:val="41"/>
         </w:numPr>
       </w:pPr>
       <w:r>
@@ -2475,7 +3011,7 @@
         <w:spacing w:after="20"/>
         <w:numPr>
           <w:ilvl w:val="0"/>
-          <w:numId w:val="35"/>
+          <w:numId w:val="41"/>
         </w:numPr>
       </w:pPr>
       <w:r>
@@ -2609,7 +3145,7 @@
         <w:spacing w:after="20"/>
         <w:numPr>
           <w:ilvl w:val="0"/>
-          <w:numId w:val="36"/>
+          <w:numId w:val="42"/>
         </w:numPr>
       </w:pPr>
       <w:r>
@@ -2621,7 +3157,7 @@
         <w:spacing w:after="20"/>
         <w:numPr>
           <w:ilvl w:val="0"/>
-          <w:numId w:val="36"/>
+          <w:numId w:val="42"/>
         </w:numPr>
       </w:pPr>
       <w:r>
@@ -2644,7 +3180,7 @@
         <w:spacing w:after="20"/>
         <w:numPr>
           <w:ilvl w:val="0"/>
-          <w:numId w:val="37"/>
+          <w:numId w:val="43"/>
         </w:numPr>
       </w:pPr>
       <w:r>
@@ -2656,7 +3192,7 @@
         <w:spacing w:after="20"/>
         <w:numPr>
           <w:ilvl w:val="0"/>
-          <w:numId w:val="37"/>
+          <w:numId w:val="43"/>
         </w:numPr>
       </w:pPr>
       <w:r>
@@ -2668,7 +3204,7 @@
         <w:spacing w:after="20"/>
         <w:numPr>
           <w:ilvl w:val="0"/>
-          <w:numId w:val="37"/>
+          <w:numId w:val="43"/>
         </w:numPr>
       </w:pPr>
       <w:r>
@@ -2691,7 +3227,7 @@
         <w:spacing w:after="20"/>
         <w:numPr>
           <w:ilvl w:val="0"/>
-          <w:numId w:val="38"/>
+          <w:numId w:val="44"/>
         </w:numPr>
       </w:pPr>
       <w:r>
@@ -2703,7 +3239,7 @@
         <w:spacing w:after="20"/>
         <w:numPr>
           <w:ilvl w:val="0"/>
-          <w:numId w:val="38"/>
+          <w:numId w:val="44"/>
         </w:numPr>
       </w:pPr>
       <w:r>
@@ -2715,7 +3251,7 @@
         <w:spacing w:after="20"/>
         <w:numPr>
           <w:ilvl w:val="0"/>
-          <w:numId w:val="38"/>
+          <w:numId w:val="44"/>
         </w:numPr>
       </w:pPr>
       <w:r>
@@ -2750,7 +3286,7 @@
         <w:spacing w:after="20"/>
         <w:numPr>
           <w:ilvl w:val="0"/>
-          <w:numId w:val="39"/>
+          <w:numId w:val="45"/>
         </w:numPr>
       </w:pPr>
       <w:r>
@@ -2762,7 +3298,7 @@
         <w:spacing w:after="20"/>
         <w:numPr>
           <w:ilvl w:val="0"/>
-          <w:numId w:val="39"/>
+          <w:numId w:val="45"/>
         </w:numPr>
       </w:pPr>
       <w:r>
@@ -2774,7 +3310,7 @@
         <w:spacing w:after="20"/>
         <w:numPr>
           <w:ilvl w:val="0"/>
-          <w:numId w:val="39"/>
+          <w:numId w:val="45"/>
         </w:numPr>
       </w:pPr>
       <w:r>
@@ -2809,7 +3345,7 @@
         <w:spacing w:after="20"/>
         <w:numPr>
           <w:ilvl w:val="0"/>
-          <w:numId w:val="40"/>
+          <w:numId w:val="46"/>
         </w:numPr>
       </w:pPr>
       <w:r>
@@ -2821,7 +3357,7 @@
         <w:spacing w:after="20"/>
         <w:numPr>
           <w:ilvl w:val="0"/>
-          <w:numId w:val="40"/>
+          <w:numId w:val="46"/>
         </w:numPr>
       </w:pPr>
       <w:r>
@@ -2833,7 +3369,7 @@
         <w:spacing w:after="20"/>
         <w:numPr>
           <w:ilvl w:val="0"/>
-          <w:numId w:val="40"/>
+          <w:numId w:val="46"/>
         </w:numPr>
       </w:pPr>
       <w:r>
@@ -3094,7 +3630,7 @@
         <w:spacing w:after="20"/>
         <w:numPr>
           <w:ilvl w:val="0"/>
-          <w:numId w:val="41"/>
+          <w:numId w:val="47"/>
         </w:numPr>
       </w:pPr>
       <w:r>
@@ -3106,7 +3642,7 @@
         <w:spacing w:after="20"/>
         <w:numPr>
           <w:ilvl w:val="0"/>
-          <w:numId w:val="41"/>
+          <w:numId w:val="47"/>
         </w:numPr>
       </w:pPr>
       <w:r>
@@ -3129,7 +3665,7 @@
         <w:spacing w:after="20"/>
         <w:numPr>
           <w:ilvl w:val="0"/>
-          <w:numId w:val="42"/>
+          <w:numId w:val="48"/>
         </w:numPr>
       </w:pPr>
       <w:r>
@@ -3141,7 +3677,7 @@
         <w:spacing w:after="20"/>
         <w:numPr>
           <w:ilvl w:val="0"/>
-          <w:numId w:val="42"/>
+          <w:numId w:val="48"/>
         </w:numPr>
       </w:pPr>
       <w:r>
@@ -3153,7 +3689,7 @@
         <w:spacing w:after="20"/>
         <w:numPr>
           <w:ilvl w:val="0"/>
-          <w:numId w:val="42"/>
+          <w:numId w:val="48"/>
         </w:numPr>
       </w:pPr>
       <w:r>
@@ -3176,7 +3712,7 @@
         <w:spacing w:after="20"/>
         <w:numPr>
           <w:ilvl w:val="0"/>
-          <w:numId w:val="43"/>
+          <w:numId w:val="49"/>
         </w:numPr>
       </w:pPr>
       <w:r>
@@ -3188,7 +3724,7 @@
         <w:spacing w:after="20"/>
         <w:numPr>
           <w:ilvl w:val="0"/>
-          <w:numId w:val="43"/>
+          <w:numId w:val="49"/>
         </w:numPr>
       </w:pPr>
       <w:r>
@@ -3200,7 +3736,7 @@
         <w:spacing w:after="20"/>
         <w:numPr>
           <w:ilvl w:val="0"/>
-          <w:numId w:val="43"/>
+          <w:numId w:val="49"/>
         </w:numPr>
       </w:pPr>
       <w:r>
@@ -3235,7 +3771,7 @@
         <w:spacing w:after="20"/>
         <w:numPr>
           <w:ilvl w:val="0"/>
-          <w:numId w:val="44"/>
+          <w:numId w:val="50"/>
         </w:numPr>
       </w:pPr>
       <w:r>
@@ -3247,7 +3783,7 @@
         <w:spacing w:after="20"/>
         <w:numPr>
           <w:ilvl w:val="0"/>
-          <w:numId w:val="44"/>
+          <w:numId w:val="50"/>
         </w:numPr>
       </w:pPr>
       <w:r>
@@ -3259,7 +3795,7 @@
         <w:spacing w:after="20"/>
         <w:numPr>
           <w:ilvl w:val="0"/>
-          <w:numId w:val="44"/>
+          <w:numId w:val="50"/>
         </w:numPr>
       </w:pPr>
       <w:r>
@@ -3294,7 +3830,7 @@
         <w:spacing w:after="20"/>
         <w:numPr>
           <w:ilvl w:val="0"/>
-          <w:numId w:val="45"/>
+          <w:numId w:val="51"/>
         </w:numPr>
       </w:pPr>
       <w:r>
@@ -3306,7 +3842,7 @@
         <w:spacing w:after="20"/>
         <w:numPr>
           <w:ilvl w:val="0"/>
-          <w:numId w:val="45"/>
+          <w:numId w:val="51"/>
         </w:numPr>
       </w:pPr>
       <w:r>
@@ -3318,7 +3854,7 @@
         <w:spacing w:after="20"/>
         <w:numPr>
           <w:ilvl w:val="0"/>
-          <w:numId w:val="45"/>
+          <w:numId w:val="51"/>
         </w:numPr>
       </w:pPr>
       <w:r>
@@ -3436,7 +3972,7 @@
         <w:spacing w:after="20"/>
         <w:numPr>
           <w:ilvl w:val="0"/>
-          <w:numId w:val="46"/>
+          <w:numId w:val="52"/>
         </w:numPr>
       </w:pPr>
       <w:r>
@@ -3448,7 +3984,7 @@
         <w:spacing w:after="20"/>
         <w:numPr>
           <w:ilvl w:val="0"/>
-          <w:numId w:val="46"/>
+          <w:numId w:val="52"/>
         </w:numPr>
       </w:pPr>
       <w:r>
@@ -3471,7 +4007,7 @@
         <w:spacing w:after="20"/>
         <w:numPr>
           <w:ilvl w:val="0"/>
-          <w:numId w:val="47"/>
+          <w:numId w:val="53"/>
         </w:numPr>
       </w:pPr>
       <w:r>
@@ -3483,7 +4019,7 @@
         <w:spacing w:after="20"/>
         <w:numPr>
           <w:ilvl w:val="0"/>
-          <w:numId w:val="47"/>
+          <w:numId w:val="53"/>
         </w:numPr>
       </w:pPr>
       <w:r>
@@ -3495,7 +4031,7 @@
         <w:spacing w:after="20"/>
         <w:numPr>
           <w:ilvl w:val="0"/>
-          <w:numId w:val="47"/>
+          <w:numId w:val="53"/>
         </w:numPr>
       </w:pPr>
       <w:r>
@@ -3518,7 +4054,7 @@
         <w:spacing w:after="20"/>
         <w:numPr>
           <w:ilvl w:val="0"/>
-          <w:numId w:val="48"/>
+          <w:numId w:val="54"/>
         </w:numPr>
       </w:pPr>
       <w:r>
@@ -3530,7 +4066,7 @@
         <w:spacing w:after="20"/>
         <w:numPr>
           <w:ilvl w:val="0"/>
-          <w:numId w:val="48"/>
+          <w:numId w:val="54"/>
         </w:numPr>
       </w:pPr>
       <w:r>
@@ -3542,7 +4078,7 @@
         <w:spacing w:after="20"/>
         <w:numPr>
           <w:ilvl w:val="0"/>
-          <w:numId w:val="48"/>
+          <w:numId w:val="54"/>
         </w:numPr>
       </w:pPr>
       <w:r>
@@ -3577,7 +4113,7 @@
         <w:spacing w:after="20"/>
         <w:numPr>
           <w:ilvl w:val="0"/>
-          <w:numId w:val="49"/>
+          <w:numId w:val="55"/>
         </w:numPr>
       </w:pPr>
       <w:r>
@@ -3589,7 +4125,7 @@
         <w:spacing w:after="20"/>
         <w:numPr>
           <w:ilvl w:val="0"/>
-          <w:numId w:val="49"/>
+          <w:numId w:val="55"/>
         </w:numPr>
       </w:pPr>
       <w:r>
@@ -3601,7 +4137,7 @@
         <w:spacing w:after="20"/>
         <w:numPr>
           <w:ilvl w:val="0"/>
-          <w:numId w:val="49"/>
+          <w:numId w:val="55"/>
         </w:numPr>
       </w:pPr>
       <w:r>
@@ -3636,7 +4172,7 @@
         <w:spacing w:after="20"/>
         <w:numPr>
           <w:ilvl w:val="0"/>
-          <w:numId w:val="50"/>
+          <w:numId w:val="56"/>
         </w:numPr>
       </w:pPr>
       <w:r>
@@ -3648,7 +4184,7 @@
         <w:spacing w:after="20"/>
         <w:numPr>
           <w:ilvl w:val="0"/>
-          <w:numId w:val="50"/>
+          <w:numId w:val="56"/>
         </w:numPr>
       </w:pPr>
       <w:r>
@@ -3660,7 +4196,7 @@
         <w:spacing w:after="20"/>
         <w:numPr>
           <w:ilvl w:val="0"/>
-          <w:numId w:val="50"/>
+          <w:numId w:val="56"/>
         </w:numPr>
       </w:pPr>
       <w:r>
@@ -3897,7 +4433,7 @@
         <w:spacing w:after="20"/>
         <w:numPr>
           <w:ilvl w:val="0"/>
-          <w:numId w:val="51"/>
+          <w:numId w:val="57"/>
         </w:numPr>
       </w:pPr>
       <w:r>
@@ -3909,7 +4445,7 @@
         <w:spacing w:after="20"/>
         <w:numPr>
           <w:ilvl w:val="0"/>
-          <w:numId w:val="51"/>
+          <w:numId w:val="57"/>
         </w:numPr>
       </w:pPr>
       <w:r>
@@ -3932,7 +4468,7 @@
         <w:spacing w:after="20"/>
         <w:numPr>
           <w:ilvl w:val="0"/>
-          <w:numId w:val="52"/>
+          <w:numId w:val="58"/>
         </w:numPr>
       </w:pPr>
       <w:r>
@@ -3944,7 +4480,7 @@
         <w:spacing w:after="20"/>
         <w:numPr>
           <w:ilvl w:val="0"/>
-          <w:numId w:val="52"/>
+          <w:numId w:val="58"/>
         </w:numPr>
       </w:pPr>
       <w:r>
@@ -3956,7 +4492,7 @@
         <w:spacing w:after="20"/>
         <w:numPr>
           <w:ilvl w:val="0"/>
-          <w:numId w:val="52"/>
+          <w:numId w:val="58"/>
         </w:numPr>
       </w:pPr>
       <w:r>
@@ -3979,7 +4515,7 @@
         <w:spacing w:after="20"/>
         <w:numPr>
           <w:ilvl w:val="0"/>
-          <w:numId w:val="53"/>
+          <w:numId w:val="59"/>
         </w:numPr>
       </w:pPr>
       <w:r>
@@ -3991,7 +4527,7 @@
         <w:spacing w:after="20"/>
         <w:numPr>
           <w:ilvl w:val="0"/>
-          <w:numId w:val="53"/>
+          <w:numId w:val="59"/>
         </w:numPr>
       </w:pPr>
       <w:r>
@@ -4003,7 +4539,7 @@
         <w:spacing w:after="20"/>
         <w:numPr>
           <w:ilvl w:val="0"/>
-          <w:numId w:val="53"/>
+          <w:numId w:val="59"/>
         </w:numPr>
       </w:pPr>
       <w:r>
@@ -4038,7 +4574,7 @@
         <w:spacing w:after="20"/>
         <w:numPr>
           <w:ilvl w:val="0"/>
-          <w:numId w:val="54"/>
+          <w:numId w:val="60"/>
         </w:numPr>
       </w:pPr>
       <w:r>
@@ -4050,7 +4586,7 @@
         <w:spacing w:after="20"/>
         <w:numPr>
           <w:ilvl w:val="0"/>
-          <w:numId w:val="54"/>
+          <w:numId w:val="60"/>
         </w:numPr>
       </w:pPr>
       <w:r>
@@ -4062,7 +4598,7 @@
         <w:spacing w:after="20"/>
         <w:numPr>
           <w:ilvl w:val="0"/>
-          <w:numId w:val="54"/>
+          <w:numId w:val="60"/>
         </w:numPr>
       </w:pPr>
       <w:r>
@@ -4097,7 +4633,7 @@
         <w:spacing w:after="20"/>
         <w:numPr>
           <w:ilvl w:val="0"/>
-          <w:numId w:val="55"/>
+          <w:numId w:val="61"/>
         </w:numPr>
       </w:pPr>
       <w:r>
@@ -4109,7 +4645,7 @@
         <w:spacing w:after="20"/>
         <w:numPr>
           <w:ilvl w:val="0"/>
-          <w:numId w:val="55"/>
+          <w:numId w:val="61"/>
         </w:numPr>
       </w:pPr>
       <w:r>
@@ -4121,7 +4657,7 @@
         <w:spacing w:after="20"/>
         <w:numPr>
           <w:ilvl w:val="0"/>
-          <w:numId w:val="55"/>
+          <w:numId w:val="61"/>
         </w:numPr>
       </w:pPr>
       <w:r>
@@ -4239,7 +4775,7 @@
         <w:spacing w:after="20"/>
         <w:numPr>
           <w:ilvl w:val="0"/>
-          <w:numId w:val="56"/>
+          <w:numId w:val="62"/>
         </w:numPr>
       </w:pPr>
       <w:r>
@@ -4251,7 +4787,7 @@
         <w:spacing w:after="20"/>
         <w:numPr>
           <w:ilvl w:val="0"/>
-          <w:numId w:val="56"/>
+          <w:numId w:val="62"/>
         </w:numPr>
       </w:pPr>
       <w:r>
@@ -4274,7 +4810,7 @@
         <w:spacing w:after="20"/>
         <w:numPr>
           <w:ilvl w:val="0"/>
-          <w:numId w:val="57"/>
+          <w:numId w:val="63"/>
         </w:numPr>
       </w:pPr>
       <w:r>
@@ -4286,7 +4822,7 @@
         <w:spacing w:after="20"/>
         <w:numPr>
           <w:ilvl w:val="0"/>
-          <w:numId w:val="57"/>
+          <w:numId w:val="63"/>
         </w:numPr>
       </w:pPr>
       <w:r>
@@ -4298,7 +4834,7 @@
         <w:spacing w:after="20"/>
         <w:numPr>
           <w:ilvl w:val="0"/>
-          <w:numId w:val="57"/>
+          <w:numId w:val="63"/>
         </w:numPr>
       </w:pPr>
       <w:r>
@@ -4321,7 +4857,7 @@
         <w:spacing w:after="20"/>
         <w:numPr>
           <w:ilvl w:val="0"/>
-          <w:numId w:val="58"/>
+          <w:numId w:val="64"/>
         </w:numPr>
       </w:pPr>
       <w:r>
@@ -4333,7 +4869,7 @@
         <w:spacing w:after="20"/>
         <w:numPr>
           <w:ilvl w:val="0"/>
-          <w:numId w:val="58"/>
+          <w:numId w:val="64"/>
         </w:numPr>
       </w:pPr>
       <w:r>
@@ -4345,7 +4881,7 @@
         <w:spacing w:after="20"/>
         <w:numPr>
           <w:ilvl w:val="0"/>
-          <w:numId w:val="58"/>
+          <w:numId w:val="64"/>
         </w:numPr>
       </w:pPr>
       <w:r>
@@ -4380,7 +4916,7 @@
         <w:spacing w:after="20"/>
         <w:numPr>
           <w:ilvl w:val="0"/>
-          <w:numId w:val="59"/>
+          <w:numId w:val="65"/>
         </w:numPr>
       </w:pPr>
       <w:r>
@@ -4392,7 +4928,7 @@
         <w:spacing w:after="20"/>
         <w:numPr>
           <w:ilvl w:val="0"/>
-          <w:numId w:val="59"/>
+          <w:numId w:val="65"/>
         </w:numPr>
       </w:pPr>
       <w:r>
@@ -4404,7 +4940,7 @@
         <w:spacing w:after="20"/>
         <w:numPr>
           <w:ilvl w:val="0"/>
-          <w:numId w:val="59"/>
+          <w:numId w:val="65"/>
         </w:numPr>
       </w:pPr>
       <w:r>
@@ -4439,7 +4975,7 @@
         <w:spacing w:after="20"/>
         <w:numPr>
           <w:ilvl w:val="0"/>
-          <w:numId w:val="60"/>
+          <w:numId w:val="66"/>
         </w:numPr>
       </w:pPr>
       <w:r>
@@ -4451,7 +4987,7 @@
         <w:spacing w:after="20"/>
         <w:numPr>
           <w:ilvl w:val="0"/>
-          <w:numId w:val="60"/>
+          <w:numId w:val="66"/>
         </w:numPr>
       </w:pPr>
       <w:r>
@@ -4463,7 +4999,7 @@
         <w:spacing w:after="20"/>
         <w:numPr>
           <w:ilvl w:val="0"/>
-          <w:numId w:val="60"/>
+          <w:numId w:val="66"/>
         </w:numPr>
       </w:pPr>
       <w:r>
@@ -4716,7 +5252,7 @@
         <w:spacing w:after="20"/>
         <w:numPr>
           <w:ilvl w:val="0"/>
-          <w:numId w:val="61"/>
+          <w:numId w:val="67"/>
         </w:numPr>
       </w:pPr>
       <w:r>
@@ -4728,7 +5264,7 @@
         <w:spacing w:after="20"/>
         <w:numPr>
           <w:ilvl w:val="0"/>
-          <w:numId w:val="61"/>
+          <w:numId w:val="67"/>
         </w:numPr>
       </w:pPr>
       <w:r>
@@ -4751,7 +5287,7 @@
         <w:spacing w:after="20"/>
         <w:numPr>
           <w:ilvl w:val="0"/>
-          <w:numId w:val="62"/>
+          <w:numId w:val="68"/>
         </w:numPr>
       </w:pPr>
       <w:r>
@@ -4763,7 +5299,7 @@
         <w:spacing w:after="20"/>
         <w:numPr>
           <w:ilvl w:val="0"/>
-          <w:numId w:val="62"/>
+          <w:numId w:val="68"/>
         </w:numPr>
       </w:pPr>
       <w:r>
@@ -4775,7 +5311,7 @@
         <w:spacing w:after="20"/>
         <w:numPr>
           <w:ilvl w:val="0"/>
-          <w:numId w:val="62"/>
+          <w:numId w:val="68"/>
         </w:numPr>
       </w:pPr>
       <w:r>
@@ -4798,7 +5334,7 @@
         <w:spacing w:after="20"/>
         <w:numPr>
           <w:ilvl w:val="0"/>
-          <w:numId w:val="63"/>
+          <w:numId w:val="69"/>
         </w:numPr>
       </w:pPr>
       <w:r>
@@ -4810,7 +5346,7 @@
         <w:spacing w:after="20"/>
         <w:numPr>
           <w:ilvl w:val="0"/>
-          <w:numId w:val="63"/>
+          <w:numId w:val="69"/>
         </w:numPr>
       </w:pPr>
       <w:r>
@@ -4822,7 +5358,7 @@
         <w:spacing w:after="20"/>
         <w:numPr>
           <w:ilvl w:val="0"/>
-          <w:numId w:val="63"/>
+          <w:numId w:val="69"/>
         </w:numPr>
       </w:pPr>
       <w:r>
@@ -4857,7 +5393,7 @@
         <w:spacing w:after="20"/>
         <w:numPr>
           <w:ilvl w:val="0"/>
-          <w:numId w:val="64"/>
+          <w:numId w:val="70"/>
         </w:numPr>
       </w:pPr>
       <w:r>
@@ -4869,7 +5405,7 @@
         <w:spacing w:after="20"/>
         <w:numPr>
           <w:ilvl w:val="0"/>
-          <w:numId w:val="64"/>
+          <w:numId w:val="70"/>
         </w:numPr>
       </w:pPr>
       <w:r>
@@ -4881,7 +5417,7 @@
         <w:spacing w:after="20"/>
         <w:numPr>
           <w:ilvl w:val="0"/>
-          <w:numId w:val="64"/>
+          <w:numId w:val="70"/>
         </w:numPr>
       </w:pPr>
       <w:r>
@@ -4916,7 +5452,7 @@
         <w:spacing w:after="20"/>
         <w:numPr>
           <w:ilvl w:val="0"/>
-          <w:numId w:val="65"/>
+          <w:numId w:val="71"/>
         </w:numPr>
       </w:pPr>
       <w:r>
@@ -4928,7 +5464,7 @@
         <w:spacing w:after="20"/>
         <w:numPr>
           <w:ilvl w:val="0"/>
-          <w:numId w:val="65"/>
+          <w:numId w:val="71"/>
         </w:numPr>
       </w:pPr>
       <w:r>
@@ -4940,7 +5476,7 @@
         <w:spacing w:after="20"/>
         <w:numPr>
           <w:ilvl w:val="0"/>
-          <w:numId w:val="65"/>
+          <w:numId w:val="71"/>
         </w:numPr>
       </w:pPr>
       <w:r>
@@ -5066,7 +5602,7 @@
         <w:spacing w:after="20"/>
         <w:numPr>
           <w:ilvl w:val="0"/>
-          <w:numId w:val="66"/>
+          <w:numId w:val="72"/>
         </w:numPr>
       </w:pPr>
       <w:r>
@@ -5078,7 +5614,7 @@
         <w:spacing w:after="20"/>
         <w:numPr>
           <w:ilvl w:val="0"/>
-          <w:numId w:val="66"/>
+          <w:numId w:val="72"/>
         </w:numPr>
       </w:pPr>
       <w:r>
@@ -5101,7 +5637,7 @@
         <w:spacing w:after="20"/>
         <w:numPr>
           <w:ilvl w:val="0"/>
-          <w:numId w:val="67"/>
+          <w:numId w:val="73"/>
         </w:numPr>
       </w:pPr>
       <w:r>
@@ -5113,7 +5649,7 @@
         <w:spacing w:after="20"/>
         <w:numPr>
           <w:ilvl w:val="0"/>
-          <w:numId w:val="67"/>
+          <w:numId w:val="73"/>
         </w:numPr>
       </w:pPr>
       <w:r>
@@ -5125,7 +5661,7 @@
         <w:spacing w:after="20"/>
         <w:numPr>
           <w:ilvl w:val="0"/>
-          <w:numId w:val="67"/>
+          <w:numId w:val="73"/>
         </w:numPr>
       </w:pPr>
       <w:r>
@@ -5148,7 +5684,7 @@
         <w:spacing w:after="20"/>
         <w:numPr>
           <w:ilvl w:val="0"/>
-          <w:numId w:val="68"/>
+          <w:numId w:val="74"/>
         </w:numPr>
       </w:pPr>
       <w:r>
@@ -5160,7 +5696,7 @@
         <w:spacing w:after="20"/>
         <w:numPr>
           <w:ilvl w:val="0"/>
-          <w:numId w:val="68"/>
+          <w:numId w:val="74"/>
         </w:numPr>
       </w:pPr>
       <w:r>
@@ -5172,7 +5708,7 @@
         <w:spacing w:after="20"/>
         <w:numPr>
           <w:ilvl w:val="0"/>
-          <w:numId w:val="68"/>
+          <w:numId w:val="74"/>
         </w:numPr>
       </w:pPr>
       <w:r>
@@ -5207,7 +5743,7 @@
         <w:spacing w:after="20"/>
         <w:numPr>
           <w:ilvl w:val="0"/>
-          <w:numId w:val="69"/>
+          <w:numId w:val="75"/>
         </w:numPr>
       </w:pPr>
       <w:r>
@@ -5219,7 +5755,7 @@
         <w:spacing w:after="20"/>
         <w:numPr>
           <w:ilvl w:val="0"/>
-          <w:numId w:val="69"/>
+          <w:numId w:val="75"/>
         </w:numPr>
       </w:pPr>
       <w:r>
@@ -5231,7 +5767,7 @@
         <w:spacing w:after="20"/>
         <w:numPr>
           <w:ilvl w:val="0"/>
-          <w:numId w:val="69"/>
+          <w:numId w:val="75"/>
         </w:numPr>
       </w:pPr>
       <w:r>
@@ -5266,7 +5802,7 @@
         <w:spacing w:after="20"/>
         <w:numPr>
           <w:ilvl w:val="0"/>
-          <w:numId w:val="70"/>
+          <w:numId w:val="76"/>
         </w:numPr>
       </w:pPr>
       <w:r>
@@ -5278,7 +5814,7 @@
         <w:spacing w:after="20"/>
         <w:numPr>
           <w:ilvl w:val="0"/>
-          <w:numId w:val="70"/>
+          <w:numId w:val="76"/>
         </w:numPr>
       </w:pPr>
       <w:r>
@@ -5290,7 +5826,7 @@
         <w:spacing w:after="20"/>
         <w:numPr>
           <w:ilvl w:val="0"/>
-          <w:numId w:val="70"/>
+          <w:numId w:val="76"/>
         </w:numPr>
       </w:pPr>
       <w:r>
@@ -5543,7 +6079,7 @@
         <w:spacing w:after="20"/>
         <w:numPr>
           <w:ilvl w:val="0"/>
-          <w:numId w:val="71"/>
+          <w:numId w:val="77"/>
         </w:numPr>
       </w:pPr>
       <w:r>
@@ -5555,7 +6091,7 @@
         <w:spacing w:after="20"/>
         <w:numPr>
           <w:ilvl w:val="0"/>
-          <w:numId w:val="71"/>
+          <w:numId w:val="77"/>
         </w:numPr>
       </w:pPr>
       <w:r>
@@ -5578,7 +6114,7 @@
         <w:spacing w:after="20"/>
         <w:numPr>
           <w:ilvl w:val="0"/>
-          <w:numId w:val="72"/>
+          <w:numId w:val="78"/>
         </w:numPr>
       </w:pPr>
       <w:r>
@@ -5590,7 +6126,7 @@
         <w:spacing w:after="20"/>
         <w:numPr>
           <w:ilvl w:val="0"/>
-          <w:numId w:val="72"/>
+          <w:numId w:val="78"/>
         </w:numPr>
       </w:pPr>
       <w:r>
@@ -5602,7 +6138,7 @@
         <w:spacing w:after="20"/>
         <w:numPr>
           <w:ilvl w:val="0"/>
-          <w:numId w:val="72"/>
+          <w:numId w:val="78"/>
         </w:numPr>
       </w:pPr>
       <w:r>
@@ -5625,7 +6161,7 @@
         <w:spacing w:after="20"/>
         <w:numPr>
           <w:ilvl w:val="0"/>
-          <w:numId w:val="73"/>
+          <w:numId w:val="79"/>
         </w:numPr>
       </w:pPr>
       <w:r>
@@ -5637,7 +6173,7 @@
         <w:spacing w:after="20"/>
         <w:numPr>
           <w:ilvl w:val="0"/>
-          <w:numId w:val="73"/>
+          <w:numId w:val="79"/>
         </w:numPr>
       </w:pPr>
       <w:r>
@@ -5649,7 +6185,7 @@
         <w:spacing w:after="20"/>
         <w:numPr>
           <w:ilvl w:val="0"/>
-          <w:numId w:val="73"/>
+          <w:numId w:val="79"/>
         </w:numPr>
       </w:pPr>
       <w:r>
@@ -5684,7 +6220,7 @@
         <w:spacing w:after="20"/>
         <w:numPr>
           <w:ilvl w:val="0"/>
-          <w:numId w:val="74"/>
+          <w:numId w:val="80"/>
         </w:numPr>
       </w:pPr>
       <w:r>
@@ -5696,7 +6232,7 @@
         <w:spacing w:after="20"/>
         <w:numPr>
           <w:ilvl w:val="0"/>
-          <w:numId w:val="74"/>
+          <w:numId w:val="80"/>
         </w:numPr>
       </w:pPr>
       <w:r>
@@ -5708,7 +6244,7 @@
         <w:spacing w:after="20"/>
         <w:numPr>
           <w:ilvl w:val="0"/>
-          <w:numId w:val="74"/>
+          <w:numId w:val="80"/>
         </w:numPr>
       </w:pPr>
       <w:r>
@@ -5743,7 +6279,7 @@
         <w:spacing w:after="20"/>
         <w:numPr>
           <w:ilvl w:val="0"/>
-          <w:numId w:val="75"/>
+          <w:numId w:val="81"/>
         </w:numPr>
       </w:pPr>
       <w:r>
@@ -5755,7 +6291,7 @@
         <w:spacing w:after="20"/>
         <w:numPr>
           <w:ilvl w:val="0"/>
-          <w:numId w:val="75"/>
+          <w:numId w:val="81"/>
         </w:numPr>
       </w:pPr>
       <w:r>
@@ -5767,7 +6303,7 @@
         <w:spacing w:after="20"/>
         <w:numPr>
           <w:ilvl w:val="0"/>
-          <w:numId w:val="75"/>
+          <w:numId w:val="81"/>
         </w:numPr>
       </w:pPr>
       <w:r>
@@ -5901,7 +6437,7 @@
         <w:spacing w:after="20"/>
         <w:numPr>
           <w:ilvl w:val="0"/>
-          <w:numId w:val="76"/>
+          <w:numId w:val="82"/>
         </w:numPr>
       </w:pPr>
       <w:r>
@@ -5913,7 +6449,7 @@
         <w:spacing w:after="20"/>
         <w:numPr>
           <w:ilvl w:val="0"/>
-          <w:numId w:val="76"/>
+          <w:numId w:val="82"/>
         </w:numPr>
       </w:pPr>
       <w:r>
@@ -5936,7 +6472,7 @@
         <w:spacing w:after="20"/>
         <w:numPr>
           <w:ilvl w:val="0"/>
-          <w:numId w:val="77"/>
+          <w:numId w:val="83"/>
         </w:numPr>
       </w:pPr>
       <w:r>
@@ -5948,7 +6484,7 @@
         <w:spacing w:after="20"/>
         <w:numPr>
           <w:ilvl w:val="0"/>
-          <w:numId w:val="77"/>
+          <w:numId w:val="83"/>
         </w:numPr>
       </w:pPr>
       <w:r>
@@ -5960,7 +6496,7 @@
         <w:spacing w:after="20"/>
         <w:numPr>
           <w:ilvl w:val="0"/>
-          <w:numId w:val="77"/>
+          <w:numId w:val="83"/>
         </w:numPr>
       </w:pPr>
       <w:r>
@@ -5983,7 +6519,7 @@
         <w:spacing w:after="20"/>
         <w:numPr>
           <w:ilvl w:val="0"/>
-          <w:numId w:val="78"/>
+          <w:numId w:val="84"/>
         </w:numPr>
       </w:pPr>
       <w:r>
@@ -5995,7 +6531,7 @@
         <w:spacing w:after="20"/>
         <w:numPr>
           <w:ilvl w:val="0"/>
-          <w:numId w:val="78"/>
+          <w:numId w:val="84"/>
         </w:numPr>
       </w:pPr>
       <w:r>
@@ -6007,7 +6543,7 @@
         <w:spacing w:after="20"/>
         <w:numPr>
           <w:ilvl w:val="0"/>
-          <w:numId w:val="78"/>
+          <w:numId w:val="84"/>
         </w:numPr>
       </w:pPr>
       <w:r>
@@ -6042,7 +6578,7 @@
         <w:spacing w:after="20"/>
         <w:numPr>
           <w:ilvl w:val="0"/>
-          <w:numId w:val="79"/>
+          <w:numId w:val="85"/>
         </w:numPr>
       </w:pPr>
       <w:r>
@@ -6054,7 +6590,7 @@
         <w:spacing w:after="20"/>
         <w:numPr>
           <w:ilvl w:val="0"/>
-          <w:numId w:val="79"/>
+          <w:numId w:val="85"/>
         </w:numPr>
       </w:pPr>
       <w:r>
@@ -6066,7 +6602,7 @@
         <w:spacing w:after="20"/>
         <w:numPr>
           <w:ilvl w:val="0"/>
-          <w:numId w:val="79"/>
+          <w:numId w:val="85"/>
         </w:numPr>
       </w:pPr>
       <w:r>
@@ -6101,7 +6637,7 @@
         <w:spacing w:after="20"/>
         <w:numPr>
           <w:ilvl w:val="0"/>
-          <w:numId w:val="80"/>
+          <w:numId w:val="86"/>
         </w:numPr>
       </w:pPr>
       <w:r>
@@ -6113,7 +6649,7 @@
         <w:spacing w:after="20"/>
         <w:numPr>
           <w:ilvl w:val="0"/>
-          <w:numId w:val="80"/>
+          <w:numId w:val="86"/>
         </w:numPr>
       </w:pPr>
       <w:r>
@@ -6125,7 +6661,7 @@
         <w:spacing w:after="20"/>
         <w:numPr>
           <w:ilvl w:val="0"/>
-          <w:numId w:val="80"/>
+          <w:numId w:val="86"/>
         </w:numPr>
       </w:pPr>
       <w:r>
@@ -6160,7 +6696,7 @@
         <w:spacing w:after="20"/>
         <w:numPr>
           <w:ilvl w:val="0"/>
-          <w:numId w:val="81"/>
+          <w:numId w:val="87"/>
         </w:numPr>
       </w:pPr>
       <w:r>
@@ -6172,7 +6708,7 @@
         <w:spacing w:after="20"/>
         <w:numPr>
           <w:ilvl w:val="0"/>
-          <w:numId w:val="81"/>
+          <w:numId w:val="87"/>
         </w:numPr>
       </w:pPr>
       <w:r>
@@ -6184,7 +6720,7 @@
         <w:spacing w:after="20"/>
         <w:numPr>
           <w:ilvl w:val="0"/>
-          <w:numId w:val="81"/>
+          <w:numId w:val="87"/>
         </w:numPr>
       </w:pPr>
       <w:r>
@@ -6892,6 +7428,42 @@
       <w:startOverride w:val="1"/>
     </w:lvlOverride>
   </w:num>
+  <w:num w:numId="82">
+    <w:abstractNumId w:val="9"/>
+    <w:lvlOverride w:ilvl="0">
+      <w:startOverride w:val="1"/>
+    </w:lvlOverride>
+  </w:num>
+  <w:num w:numId="83">
+    <w:abstractNumId w:val="9"/>
+    <w:lvlOverride w:ilvl="0">
+      <w:startOverride w:val="1"/>
+    </w:lvlOverride>
+  </w:num>
+  <w:num w:numId="84">
+    <w:abstractNumId w:val="9"/>
+    <w:lvlOverride w:ilvl="0">
+      <w:startOverride w:val="1"/>
+    </w:lvlOverride>
+  </w:num>
+  <w:num w:numId="85">
+    <w:abstractNumId w:val="9"/>
+    <w:lvlOverride w:ilvl="0">
+      <w:startOverride w:val="1"/>
+    </w:lvlOverride>
+  </w:num>
+  <w:num w:numId="86">
+    <w:abstractNumId w:val="9"/>
+    <w:lvlOverride w:ilvl="0">
+      <w:startOverride w:val="1"/>
+    </w:lvlOverride>
+  </w:num>
+  <w:num w:numId="87">
+    <w:abstractNumId w:val="9"/>
+    <w:lvlOverride w:ilvl="0">
+      <w:startOverride w:val="1"/>
+    </w:lvlOverride>
+  </w:num>
 </w:numbering>
 </file>
 
